--- a/Backend/Director_Disclosure/Output_Disclosures/2024-25/ADANI_RENEWABLE_ENERGY_FIFTY_TWO_LIMITED/MBP-1/MBP1_Abhilash_Mehta_06860221.docx
+++ b/Backend/Director_Disclosure/Output_Disclosures/2024-25/ADANI_RENEWABLE_ENERGY_FIFTY_TWO_LIMITED/MBP-1/MBP1_Abhilash_Mehta_06860221.docx
@@ -93,242 +93,17 @@
     </w:p>
     <w:p>
       <w:pPr>
-        <w:spacing w:before="0" w:after="0"/>
-        <w:jc w:val="left"/>
-      </w:pPr>
-      <w:r>
-        <w:rPr>
-          <w:rFonts w:ascii="Adani" w:hAnsi="Adani"/>
-          <w:b w:val="0"/>
-          <w:sz w:val="20"/>
-          <w:u w:val="none"/>
-        </w:rPr>
-        <w:t>ADANI GREEN ENERGY TWENTY FOUR C LIMITED</w:t>
-      </w:r>
-    </w:p>
-    <w:p>
-      <w:pPr>
-        <w:spacing w:before="0" w:after="0"/>
-        <w:jc w:val="left"/>
-      </w:pPr>
-      <w:r>
-        <w:rPr>
-          <w:rFonts w:ascii="Adani" w:hAnsi="Adani"/>
-          <w:b w:val="0"/>
-          <w:sz w:val="20"/>
-          <w:u w:val="none"/>
-        </w:rPr>
-        <w:t>ADANI RENEWABLE ENERGY FIFTY FOUR LIMITED</w:t>
-      </w:r>
-    </w:p>
-    <w:p>
-      <w:pPr>
-        <w:spacing w:before="0" w:after="0"/>
-        <w:jc w:val="left"/>
-      </w:pPr>
-      <w:r>
-        <w:rPr>
-          <w:rFonts w:ascii="Adani" w:hAnsi="Adani"/>
-          <w:b w:val="0"/>
-          <w:sz w:val="20"/>
-          <w:u w:val="none"/>
-        </w:rPr>
-        <w:t>ADANI RENEWABLE ENERGY FIFTY TWO LIMITED</w:t>
-      </w:r>
-    </w:p>
-    <w:p>
-      <w:pPr>
-        <w:spacing w:before="0" w:after="0"/>
-        <w:jc w:val="left"/>
-      </w:pPr>
-      <w:r>
-        <w:rPr>
-          <w:rFonts w:ascii="Adani" w:hAnsi="Adani"/>
-          <w:b w:val="0"/>
-          <w:sz w:val="20"/>
-          <w:u w:val="none"/>
-        </w:rPr>
-        <w:t>ADANI RENEWABLE ENERGY FIFTY THREE LIMITED</w:t>
-      </w:r>
-    </w:p>
-    <w:p>
-      <w:pPr>
-        <w:spacing w:before="0" w:after="0"/>
-        <w:jc w:val="left"/>
-      </w:pPr>
-      <w:r>
-        <w:rPr>
-          <w:rFonts w:ascii="Adani" w:hAnsi="Adani"/>
-          <w:b w:val="0"/>
-          <w:sz w:val="20"/>
-          <w:u w:val="none"/>
-        </w:rPr>
-        <w:t>ADANI GREEN ENERGY THIRTY TWO LIMITED</w:t>
-      </w:r>
-    </w:p>
-    <w:p>
-      <w:pPr>
-        <w:spacing w:before="0" w:after="0"/>
-        <w:jc w:val="left"/>
-      </w:pPr>
-      <w:r>
-        <w:rPr>
-          <w:rFonts w:ascii="Adani" w:hAnsi="Adani"/>
-          <w:b w:val="0"/>
-          <w:sz w:val="20"/>
-          <w:u w:val="none"/>
-        </w:rPr>
-        <w:t>ADIMAHESH SEVA FOUNDATION</w:t>
-      </w:r>
-    </w:p>
-    <w:p>
-      <w:pPr>
-        <w:spacing w:before="0" w:after="0"/>
-        <w:jc w:val="left"/>
-      </w:pPr>
-      <w:r>
-        <w:rPr>
-          <w:rFonts w:ascii="Adani" w:hAnsi="Adani"/>
-          <w:b w:val="0"/>
-          <w:sz w:val="20"/>
-          <w:u w:val="none"/>
-        </w:rPr>
-        <w:t>ADANI NEW INDUSTRIES LIMITED</w:t>
-      </w:r>
-    </w:p>
-    <w:p>
-      <w:pPr>
-        <w:spacing w:before="0" w:after="0"/>
-        <w:jc w:val="left"/>
-      </w:pPr>
-      <w:r>
-        <w:rPr>
-          <w:rFonts w:ascii="Adani" w:hAnsi="Adani"/>
-          <w:b w:val="0"/>
-          <w:sz w:val="20"/>
-          <w:u w:val="none"/>
-        </w:rPr>
-        <w:t>ADANI GREEN ENERGY TWENTY SEVEN C LIMITED</w:t>
-      </w:r>
-    </w:p>
-    <w:p>
-      <w:pPr>
-        <w:spacing w:before="0" w:after="0"/>
-        <w:jc w:val="left"/>
-      </w:pPr>
-      <w:r>
-        <w:rPr>
-          <w:rFonts w:ascii="Adani" w:hAnsi="Adani"/>
-          <w:b w:val="0"/>
-          <w:sz w:val="20"/>
-          <w:u w:val="none"/>
-        </w:rPr>
-        <w:t>ADANI RENEWABLE POWER LLP</w:t>
-      </w:r>
-    </w:p>
-    <w:p>
-      <w:pPr>
-        <w:spacing w:before="0" w:after="0"/>
-        <w:jc w:val="left"/>
-      </w:pPr>
-      <w:r>
-        <w:rPr>
-          <w:rFonts w:ascii="Adani" w:hAnsi="Adani"/>
-          <w:b w:val="0"/>
-          <w:sz w:val="20"/>
-          <w:u w:val="none"/>
-        </w:rPr>
-        <w:t>ADANI RENEWABLE ENERGY HOLDING TWO LIMITED</w:t>
-      </w:r>
-    </w:p>
-    <w:p>
-      <w:pPr>
-        <w:spacing w:before="0" w:after="0"/>
-        <w:jc w:val="left"/>
-      </w:pPr>
-      <w:r>
-        <w:rPr>
-          <w:rFonts w:ascii="Adani" w:hAnsi="Adani"/>
-          <w:b w:val="0"/>
-          <w:sz w:val="20"/>
-          <w:u w:val="none"/>
-        </w:rPr>
-        <w:t>ADANI GREEN ENERGY (TAMILNADU) LIMITED</w:t>
-      </w:r>
-    </w:p>
-    <w:p>
-      <w:pPr>
-        <w:spacing w:before="0" w:after="0"/>
-        <w:jc w:val="left"/>
-      </w:pPr>
-      <w:r>
-        <w:rPr>
-          <w:rFonts w:ascii="Adani" w:hAnsi="Adani"/>
-          <w:b w:val="0"/>
-          <w:sz w:val="20"/>
-          <w:u w:val="none"/>
-        </w:rPr>
-        <w:t>ADANI RENEWABLE ENERGY (KA) LIMITED</w:t>
-      </w:r>
-    </w:p>
-    <w:p>
-      <w:pPr>
-        <w:spacing w:before="0" w:after="0"/>
-        <w:jc w:val="left"/>
-      </w:pPr>
-      <w:r>
-        <w:rPr>
-          <w:rFonts w:ascii="Adani" w:hAnsi="Adani"/>
-          <w:b w:val="0"/>
-          <w:sz w:val="20"/>
-          <w:u w:val="none"/>
-        </w:rPr>
-        <w:t>WARDHA SOLAR (MAHARASHTRA) LIMITED</w:t>
-      </w:r>
-    </w:p>
-    <w:p>
-      <w:pPr>
-        <w:spacing w:before="0" w:after="0"/>
-        <w:jc w:val="left"/>
-      </w:pPr>
-      <w:r>
-        <w:rPr>
-          <w:rFonts w:ascii="Adani" w:hAnsi="Adani"/>
-          <w:b w:val="0"/>
-          <w:sz w:val="20"/>
-          <w:u w:val="none"/>
-        </w:rPr>
-        <w:t>ADANI WIND ENERGY KUTCHH ONE LIMITED</w:t>
-      </w:r>
-    </w:p>
-    <w:p>
-      <w:pPr>
-        <w:spacing w:before="0" w:after="0"/>
-        <w:jc w:val="left"/>
-      </w:pPr>
-      <w:r>
-        <w:rPr>
-          <w:rFonts w:ascii="Adani" w:hAnsi="Adani"/>
-          <w:b w:val="0"/>
-          <w:sz w:val="20"/>
-          <w:u w:val="none"/>
-        </w:rPr>
-        <w:t>ADANI RENEWABLE ENERGY HOLDING THREE LIMITED</w:t>
-      </w:r>
-    </w:p>
-    <w:p>
-      <w:pPr>
         <w:spacing w:before="0" w:after="160"/>
         <w:jc w:val="left"/>
       </w:pPr>
       <w:r>
         <w:rPr>
           <w:rFonts w:ascii="Adani" w:hAnsi="Adani"/>
-          <w:b w:val="0"/>
+          <w:b/>
           <w:sz w:val="20"/>
           <w:u w:val="none"/>
         </w:rPr>
-        <w:t>PENCH THERMAL ENERGY (MP) LIMITED</w:t>
+        <w:t>ADANI RENEWABLE ENERGY FIFTY TWO LIMITED</w:t>
       </w:r>
     </w:p>
     <w:p>
@@ -384,7 +159,7 @@
           <w:sz w:val="20"/>
           <w:u w:val="none"/>
         </w:rPr>
-        <w:t>{{FATHER_NAME}}</w:t>
+        <w:t>Late Shri Krishnakant Mehta</w:t>
       </w:r>
       <w:r>
         <w:rPr>
@@ -756,7 +531,7 @@
                 <w:sz w:val="18"/>
                 <w:u w:val="none"/>
               </w:rPr>
-              <w:t>ADANI RENEWABLE ENERGY FIFTY FOUR LIMITED</w:t>
+              <w:t>ADANI RENEWABLE ENERGY FIFTY TWO LIMITED</w:t>
             </w:r>
           </w:p>
         </w:tc>
@@ -898,7 +673,7 @@
                 <w:sz w:val="18"/>
                 <w:u w:val="none"/>
               </w:rPr>
-              <w:t>ADANI RENEWABLE ENERGY FIFTY TWO LIMITED</w:t>
+              <w:t>ADANI RENEWABLE ENERGY FIFTY FOUR LIMITED</w:t>
             </w:r>
           </w:p>
         </w:tc>
@@ -1466,290 +1241,6 @@
                 <w:sz w:val="18"/>
                 <w:u w:val="none"/>
               </w:rPr>
-              <w:t>ADANI NEW INDUSTRIES LIMITED</w:t>
-            </w:r>
-          </w:p>
-        </w:tc>
-        <w:tc>
-          <w:tcPr>
-            <w:tcW w:type="dxa" w:w="1814"/>
-            <w:shd w:val="clear" w:color="auto" w:fill="FFFFFF"/>
-            <w:tcBorders>
-              <w:top w:val="single" w:sz="4" w:space="0" w:color="000000"/>
-              <w:left w:val="single" w:sz="4" w:space="0" w:color="000000"/>
-              <w:bottom w:val="single" w:sz="4" w:space="0" w:color="000000"/>
-              <w:right w:val="single" w:sz="4" w:space="0" w:color="000000"/>
-            </w:tcBorders>
-            <w:vAlign w:val="center"/>
-          </w:tcPr>
-          <w:p>
-            <w:pPr>
-              <w:spacing w:before="40" w:after="40"/>
-              <w:jc w:val="left"/>
-            </w:pPr>
-            <w:r>
-              <w:rPr>
-                <w:rFonts w:ascii="Adani" w:hAnsi="Adani"/>
-                <w:b w:val="0"/>
-                <w:sz w:val="18"/>
-                <w:u w:val="none"/>
-              </w:rPr>
-              <w:t>Director</w:t>
-            </w:r>
-          </w:p>
-        </w:tc>
-        <w:tc>
-          <w:tcPr>
-            <w:tcW w:type="dxa" w:w="1020"/>
-            <w:shd w:val="clear" w:color="auto" w:fill="FFFFFF"/>
-            <w:tcBorders>
-              <w:top w:val="single" w:sz="4" w:space="0" w:color="000000"/>
-              <w:left w:val="single" w:sz="4" w:space="0" w:color="000000"/>
-              <w:bottom w:val="single" w:sz="4" w:space="0" w:color="000000"/>
-              <w:right w:val="single" w:sz="4" w:space="0" w:color="000000"/>
-            </w:tcBorders>
-            <w:vAlign w:val="center"/>
-          </w:tcPr>
-          <w:p>
-            <w:pPr>
-              <w:spacing w:before="40" w:after="40"/>
-              <w:jc w:val="left"/>
-            </w:pPr>
-            <w:r>
-              <w:rPr>
-                <w:rFonts w:ascii="Adani" w:hAnsi="Adani"/>
-                <w:b w:val="0"/>
-                <w:sz w:val="18"/>
-                <w:u w:val="none"/>
-              </w:rPr>
-              <w:t>NIL</w:t>
-            </w:r>
-          </w:p>
-        </w:tc>
-        <w:tc>
-          <w:tcPr>
-            <w:tcW w:type="dxa" w:w="1247"/>
-            <w:shd w:val="clear" w:color="auto" w:fill="FFFFFF"/>
-            <w:tcBorders>
-              <w:top w:val="single" w:sz="4" w:space="0" w:color="000000"/>
-              <w:left w:val="single" w:sz="4" w:space="0" w:color="000000"/>
-              <w:bottom w:val="single" w:sz="4" w:space="0" w:color="000000"/>
-              <w:right w:val="single" w:sz="4" w:space="0" w:color="000000"/>
-            </w:tcBorders>
-            <w:vAlign w:val="center"/>
-          </w:tcPr>
-          <w:p>
-            <w:pPr>
-              <w:spacing w:before="40" w:after="40"/>
-              <w:jc w:val="left"/>
-            </w:pPr>
-            <w:r>
-              <w:rPr>
-                <w:rFonts w:ascii="Adani" w:hAnsi="Adani"/>
-                <w:b w:val="0"/>
-                <w:sz w:val="18"/>
-                <w:u w:val="none"/>
-              </w:rPr>
-              <w:t>07/06/2021</w:t>
-            </w:r>
-          </w:p>
-        </w:tc>
-      </w:tr>
-      <w:tr>
-        <w:tc>
-          <w:tcPr>
-            <w:tcW w:type="dxa" w:w="680"/>
-            <w:shd w:val="clear" w:color="auto" w:fill="FFFFFF"/>
-            <w:tcBorders>
-              <w:top w:val="single" w:sz="4" w:space="0" w:color="000000"/>
-              <w:left w:val="single" w:sz="4" w:space="0" w:color="000000"/>
-              <w:bottom w:val="single" w:sz="4" w:space="0" w:color="000000"/>
-              <w:right w:val="single" w:sz="4" w:space="0" w:color="000000"/>
-            </w:tcBorders>
-            <w:vAlign w:val="center"/>
-          </w:tcPr>
-          <w:p>
-            <w:pPr>
-              <w:spacing w:before="40" w:after="40"/>
-              <w:jc w:val="left"/>
-            </w:pPr>
-            <w:r>
-              <w:rPr>
-                <w:rFonts w:ascii="Adani" w:hAnsi="Adani"/>
-                <w:b w:val="0"/>
-                <w:sz w:val="18"/>
-                <w:u w:val="none"/>
-              </w:rPr>
-              <w:t>8</w:t>
-            </w:r>
-          </w:p>
-        </w:tc>
-        <w:tc>
-          <w:tcPr>
-            <w:tcW w:type="dxa" w:w="3969"/>
-            <w:shd w:val="clear" w:color="auto" w:fill="FFFFFF"/>
-            <w:tcBorders>
-              <w:top w:val="single" w:sz="4" w:space="0" w:color="000000"/>
-              <w:left w:val="single" w:sz="4" w:space="0" w:color="000000"/>
-              <w:bottom w:val="single" w:sz="4" w:space="0" w:color="000000"/>
-              <w:right w:val="single" w:sz="4" w:space="0" w:color="000000"/>
-            </w:tcBorders>
-            <w:vAlign w:val="center"/>
-          </w:tcPr>
-          <w:p>
-            <w:pPr>
-              <w:spacing w:before="40" w:after="40"/>
-              <w:jc w:val="left"/>
-            </w:pPr>
-            <w:r>
-              <w:rPr>
-                <w:rFonts w:ascii="Adani" w:hAnsi="Adani"/>
-                <w:b w:val="0"/>
-                <w:sz w:val="18"/>
-                <w:u w:val="none"/>
-              </w:rPr>
-              <w:t>ADANI GREEN ENERGY TWENTY SEVEN C LIMITED</w:t>
-            </w:r>
-          </w:p>
-        </w:tc>
-        <w:tc>
-          <w:tcPr>
-            <w:tcW w:type="dxa" w:w="1814"/>
-            <w:shd w:val="clear" w:color="auto" w:fill="FFFFFF"/>
-            <w:tcBorders>
-              <w:top w:val="single" w:sz="4" w:space="0" w:color="000000"/>
-              <w:left w:val="single" w:sz="4" w:space="0" w:color="000000"/>
-              <w:bottom w:val="single" w:sz="4" w:space="0" w:color="000000"/>
-              <w:right w:val="single" w:sz="4" w:space="0" w:color="000000"/>
-            </w:tcBorders>
-            <w:vAlign w:val="center"/>
-          </w:tcPr>
-          <w:p>
-            <w:pPr>
-              <w:spacing w:before="40" w:after="40"/>
-              <w:jc w:val="left"/>
-            </w:pPr>
-            <w:r>
-              <w:rPr>
-                <w:rFonts w:ascii="Adani" w:hAnsi="Adani"/>
-                <w:b w:val="0"/>
-                <w:sz w:val="18"/>
-                <w:u w:val="none"/>
-              </w:rPr>
-              <w:t>Director</w:t>
-            </w:r>
-          </w:p>
-        </w:tc>
-        <w:tc>
-          <w:tcPr>
-            <w:tcW w:type="dxa" w:w="1020"/>
-            <w:shd w:val="clear" w:color="auto" w:fill="FFFFFF"/>
-            <w:tcBorders>
-              <w:top w:val="single" w:sz="4" w:space="0" w:color="000000"/>
-              <w:left w:val="single" w:sz="4" w:space="0" w:color="000000"/>
-              <w:bottom w:val="single" w:sz="4" w:space="0" w:color="000000"/>
-              <w:right w:val="single" w:sz="4" w:space="0" w:color="000000"/>
-            </w:tcBorders>
-            <w:vAlign w:val="center"/>
-          </w:tcPr>
-          <w:p>
-            <w:pPr>
-              <w:spacing w:before="40" w:after="40"/>
-              <w:jc w:val="left"/>
-            </w:pPr>
-            <w:r>
-              <w:rPr>
-                <w:rFonts w:ascii="Adani" w:hAnsi="Adani"/>
-                <w:b w:val="0"/>
-                <w:sz w:val="18"/>
-                <w:u w:val="none"/>
-              </w:rPr>
-              <w:t>NIL</w:t>
-            </w:r>
-          </w:p>
-        </w:tc>
-        <w:tc>
-          <w:tcPr>
-            <w:tcW w:type="dxa" w:w="1247"/>
-            <w:shd w:val="clear" w:color="auto" w:fill="FFFFFF"/>
-            <w:tcBorders>
-              <w:top w:val="single" w:sz="4" w:space="0" w:color="000000"/>
-              <w:left w:val="single" w:sz="4" w:space="0" w:color="000000"/>
-              <w:bottom w:val="single" w:sz="4" w:space="0" w:color="000000"/>
-              <w:right w:val="single" w:sz="4" w:space="0" w:color="000000"/>
-            </w:tcBorders>
-            <w:vAlign w:val="center"/>
-          </w:tcPr>
-          <w:p>
-            <w:pPr>
-              <w:spacing w:before="40" w:after="40"/>
-              <w:jc w:val="left"/>
-            </w:pPr>
-            <w:r>
-              <w:rPr>
-                <w:rFonts w:ascii="Adani" w:hAnsi="Adani"/>
-                <w:b w:val="0"/>
-                <w:sz w:val="18"/>
-                <w:u w:val="none"/>
-              </w:rPr>
-              <w:t>06/07/2020</w:t>
-            </w:r>
-          </w:p>
-        </w:tc>
-      </w:tr>
-      <w:tr>
-        <w:tc>
-          <w:tcPr>
-            <w:tcW w:type="dxa" w:w="680"/>
-            <w:shd w:val="clear" w:color="auto" w:fill="FFFFFF"/>
-            <w:tcBorders>
-              <w:top w:val="single" w:sz="4" w:space="0" w:color="000000"/>
-              <w:left w:val="single" w:sz="4" w:space="0" w:color="000000"/>
-              <w:bottom w:val="single" w:sz="4" w:space="0" w:color="000000"/>
-              <w:right w:val="single" w:sz="4" w:space="0" w:color="000000"/>
-            </w:tcBorders>
-            <w:vAlign w:val="center"/>
-          </w:tcPr>
-          <w:p>
-            <w:pPr>
-              <w:spacing w:before="40" w:after="40"/>
-              <w:jc w:val="left"/>
-            </w:pPr>
-            <w:r>
-              <w:rPr>
-                <w:rFonts w:ascii="Adani" w:hAnsi="Adani"/>
-                <w:b w:val="0"/>
-                <w:sz w:val="18"/>
-                <w:u w:val="none"/>
-              </w:rPr>
-              <w:t>9</w:t>
-            </w:r>
-          </w:p>
-        </w:tc>
-        <w:tc>
-          <w:tcPr>
-            <w:tcW w:type="dxa" w:w="3969"/>
-            <w:shd w:val="clear" w:color="auto" w:fill="FFFFFF"/>
-            <w:tcBorders>
-              <w:top w:val="single" w:sz="4" w:space="0" w:color="000000"/>
-              <w:left w:val="single" w:sz="4" w:space="0" w:color="000000"/>
-              <w:bottom w:val="single" w:sz="4" w:space="0" w:color="000000"/>
-              <w:right w:val="single" w:sz="4" w:space="0" w:color="000000"/>
-            </w:tcBorders>
-            <w:vAlign w:val="center"/>
-          </w:tcPr>
-          <w:p>
-            <w:pPr>
-              <w:spacing w:before="40" w:after="40"/>
-              <w:jc w:val="left"/>
-            </w:pPr>
-            <w:r>
-              <w:rPr>
-                <w:rFonts w:ascii="Adani" w:hAnsi="Adani"/>
-                <w:b w:val="0"/>
-                <w:sz w:val="18"/>
-                <w:u w:val="none"/>
-              </w:rPr>
               <w:t>ADANI RENEWABLE POWER LLP</w:t>
             </w:r>
           </w:p>
@@ -1864,7 +1355,7 @@
                 <w:sz w:val="18"/>
                 <w:u w:val="none"/>
               </w:rPr>
-              <w:t>10</w:t>
+              <w:t>8</w:t>
             </w:r>
           </w:p>
         </w:tc>
@@ -2006,7 +1497,149 @@
                 <w:sz w:val="18"/>
                 <w:u w:val="none"/>
               </w:rPr>
-              <w:t>11</w:t>
+              <w:t>9</w:t>
+            </w:r>
+          </w:p>
+        </w:tc>
+        <w:tc>
+          <w:tcPr>
+            <w:tcW w:type="dxa" w:w="3969"/>
+            <w:shd w:val="clear" w:color="auto" w:fill="FFFFFF"/>
+            <w:tcBorders>
+              <w:top w:val="single" w:sz="4" w:space="0" w:color="000000"/>
+              <w:left w:val="single" w:sz="4" w:space="0" w:color="000000"/>
+              <w:bottom w:val="single" w:sz="4" w:space="0" w:color="000000"/>
+              <w:right w:val="single" w:sz="4" w:space="0" w:color="000000"/>
+            </w:tcBorders>
+            <w:vAlign w:val="center"/>
+          </w:tcPr>
+          <w:p>
+            <w:pPr>
+              <w:spacing w:before="40" w:after="40"/>
+              <w:jc w:val="left"/>
+            </w:pPr>
+            <w:r>
+              <w:rPr>
+                <w:rFonts w:ascii="Adani" w:hAnsi="Adani"/>
+                <w:b w:val="0"/>
+                <w:sz w:val="18"/>
+                <w:u w:val="none"/>
+              </w:rPr>
+              <w:t>RAMNAD RENEWABLE ENERGY LIMITED</w:t>
+            </w:r>
+          </w:p>
+        </w:tc>
+        <w:tc>
+          <w:tcPr>
+            <w:tcW w:type="dxa" w:w="1814"/>
+            <w:shd w:val="clear" w:color="auto" w:fill="FFFFFF"/>
+            <w:tcBorders>
+              <w:top w:val="single" w:sz="4" w:space="0" w:color="000000"/>
+              <w:left w:val="single" w:sz="4" w:space="0" w:color="000000"/>
+              <w:bottom w:val="single" w:sz="4" w:space="0" w:color="000000"/>
+              <w:right w:val="single" w:sz="4" w:space="0" w:color="000000"/>
+            </w:tcBorders>
+            <w:vAlign w:val="center"/>
+          </w:tcPr>
+          <w:p>
+            <w:pPr>
+              <w:spacing w:before="40" w:after="40"/>
+              <w:jc w:val="left"/>
+            </w:pPr>
+            <w:r>
+              <w:rPr>
+                <w:rFonts w:ascii="Adani" w:hAnsi="Adani"/>
+                <w:b w:val="0"/>
+                <w:sz w:val="18"/>
+                <w:u w:val="none"/>
+              </w:rPr>
+              <w:t>Director</w:t>
+            </w:r>
+          </w:p>
+        </w:tc>
+        <w:tc>
+          <w:tcPr>
+            <w:tcW w:type="dxa" w:w="1020"/>
+            <w:shd w:val="clear" w:color="auto" w:fill="FFFFFF"/>
+            <w:tcBorders>
+              <w:top w:val="single" w:sz="4" w:space="0" w:color="000000"/>
+              <w:left w:val="single" w:sz="4" w:space="0" w:color="000000"/>
+              <w:bottom w:val="single" w:sz="4" w:space="0" w:color="000000"/>
+              <w:right w:val="single" w:sz="4" w:space="0" w:color="000000"/>
+            </w:tcBorders>
+            <w:vAlign w:val="center"/>
+          </w:tcPr>
+          <w:p>
+            <w:pPr>
+              <w:spacing w:before="40" w:after="40"/>
+              <w:jc w:val="left"/>
+            </w:pPr>
+            <w:r>
+              <w:rPr>
+                <w:rFonts w:ascii="Adani" w:hAnsi="Adani"/>
+                <w:b w:val="0"/>
+                <w:sz w:val="18"/>
+                <w:u w:val="none"/>
+              </w:rPr>
+              <w:t>NIL</w:t>
+            </w:r>
+          </w:p>
+        </w:tc>
+        <w:tc>
+          <w:tcPr>
+            <w:tcW w:type="dxa" w:w="1247"/>
+            <w:shd w:val="clear" w:color="auto" w:fill="FFFFFF"/>
+            <w:tcBorders>
+              <w:top w:val="single" w:sz="4" w:space="0" w:color="000000"/>
+              <w:left w:val="single" w:sz="4" w:space="0" w:color="000000"/>
+              <w:bottom w:val="single" w:sz="4" w:space="0" w:color="000000"/>
+              <w:right w:val="single" w:sz="4" w:space="0" w:color="000000"/>
+            </w:tcBorders>
+            <w:vAlign w:val="center"/>
+          </w:tcPr>
+          <w:p>
+            <w:pPr>
+              <w:spacing w:before="40" w:after="40"/>
+              <w:jc w:val="left"/>
+            </w:pPr>
+            <w:r>
+              <w:rPr>
+                <w:rFonts w:ascii="Adani" w:hAnsi="Adani"/>
+                <w:b w:val="0"/>
+                <w:sz w:val="18"/>
+                <w:u w:val="none"/>
+              </w:rPr>
+              <w:t>10/06/2019</w:t>
+            </w:r>
+          </w:p>
+        </w:tc>
+      </w:tr>
+      <w:tr>
+        <w:tc>
+          <w:tcPr>
+            <w:tcW w:type="dxa" w:w="680"/>
+            <w:shd w:val="clear" w:color="auto" w:fill="FFFFFF"/>
+            <w:tcBorders>
+              <w:top w:val="single" w:sz="4" w:space="0" w:color="000000"/>
+              <w:left w:val="single" w:sz="4" w:space="0" w:color="000000"/>
+              <w:bottom w:val="single" w:sz="4" w:space="0" w:color="000000"/>
+              <w:right w:val="single" w:sz="4" w:space="0" w:color="000000"/>
+            </w:tcBorders>
+            <w:vAlign w:val="center"/>
+          </w:tcPr>
+          <w:p>
+            <w:pPr>
+              <w:spacing w:before="40" w:after="40"/>
+              <w:jc w:val="left"/>
+            </w:pPr>
+            <w:r>
+              <w:rPr>
+                <w:rFonts w:ascii="Adani" w:hAnsi="Adani"/>
+                <w:b w:val="0"/>
+                <w:sz w:val="18"/>
+                <w:u w:val="none"/>
+              </w:rPr>
+              <w:t>10</w:t>
             </w:r>
           </w:p>
         </w:tc>
@@ -2148,7 +1781,7 @@
                 <w:sz w:val="18"/>
                 <w:u w:val="none"/>
               </w:rPr>
-              <w:t>12</w:t>
+              <w:t>11</w:t>
             </w:r>
           </w:p>
         </w:tc>
@@ -2176,7 +1809,7 @@
                 <w:sz w:val="18"/>
                 <w:u w:val="none"/>
               </w:rPr>
-              <w:t>ADANI RENEWABLE ENERGY (KA) LIMITED</w:t>
+              <w:t>KAMUTHI RENEWABLE ENERGY LIMITED</w:t>
             </w:r>
           </w:p>
         </w:tc>
@@ -2260,7 +1893,7 @@
                 <w:sz w:val="18"/>
                 <w:u w:val="none"/>
               </w:rPr>
-              <w:t>01/05/2018</w:t>
+              <w:t>10/06/2019</w:t>
             </w:r>
           </w:p>
         </w:tc>
@@ -2290,7 +1923,7 @@
                 <w:sz w:val="18"/>
                 <w:u w:val="none"/>
               </w:rPr>
-              <w:t>13</w:t>
+              <w:t>12</w:t>
             </w:r>
           </w:p>
         </w:tc>
@@ -2432,7 +2065,7 @@
                 <w:sz w:val="18"/>
                 <w:u w:val="none"/>
               </w:rPr>
-              <w:t>14</w:t>
+              <w:t>13</w:t>
             </w:r>
           </w:p>
         </w:tc>
@@ -2574,7 +2207,7 @@
                 <w:sz w:val="18"/>
                 <w:u w:val="none"/>
               </w:rPr>
-              <w:t>15</w:t>
+              <w:t>14</w:t>
             </w:r>
           </w:p>
         </w:tc>
@@ -2687,148 +2320,6 @@
                 <w:u w:val="none"/>
               </w:rPr>
               <w:t>27/03/2015</w:t>
-            </w:r>
-          </w:p>
-        </w:tc>
-      </w:tr>
-      <w:tr>
-        <w:tc>
-          <w:tcPr>
-            <w:tcW w:type="dxa" w:w="680"/>
-            <w:shd w:val="clear" w:color="auto" w:fill="FFFFFF"/>
-            <w:tcBorders>
-              <w:top w:val="single" w:sz="4" w:space="0" w:color="000000"/>
-              <w:left w:val="single" w:sz="4" w:space="0" w:color="000000"/>
-              <w:bottom w:val="single" w:sz="4" w:space="0" w:color="000000"/>
-              <w:right w:val="single" w:sz="4" w:space="0" w:color="000000"/>
-            </w:tcBorders>
-            <w:vAlign w:val="center"/>
-          </w:tcPr>
-          <w:p>
-            <w:pPr>
-              <w:spacing w:before="40" w:after="40"/>
-              <w:jc w:val="left"/>
-            </w:pPr>
-            <w:r>
-              <w:rPr>
-                <w:rFonts w:ascii="Adani" w:hAnsi="Adani"/>
-                <w:b w:val="0"/>
-                <w:sz w:val="18"/>
-                <w:u w:val="none"/>
-              </w:rPr>
-              <w:t>16</w:t>
-            </w:r>
-          </w:p>
-        </w:tc>
-        <w:tc>
-          <w:tcPr>
-            <w:tcW w:type="dxa" w:w="3969"/>
-            <w:shd w:val="clear" w:color="auto" w:fill="FFFFFF"/>
-            <w:tcBorders>
-              <w:top w:val="single" w:sz="4" w:space="0" w:color="000000"/>
-              <w:left w:val="single" w:sz="4" w:space="0" w:color="000000"/>
-              <w:bottom w:val="single" w:sz="4" w:space="0" w:color="000000"/>
-              <w:right w:val="single" w:sz="4" w:space="0" w:color="000000"/>
-            </w:tcBorders>
-            <w:vAlign w:val="center"/>
-          </w:tcPr>
-          <w:p>
-            <w:pPr>
-              <w:spacing w:before="40" w:after="40"/>
-              <w:jc w:val="left"/>
-            </w:pPr>
-            <w:r>
-              <w:rPr>
-                <w:rFonts w:ascii="Adani" w:hAnsi="Adani"/>
-                <w:b w:val="0"/>
-                <w:sz w:val="18"/>
-                <w:u w:val="none"/>
-              </w:rPr>
-              <w:t>PENCH THERMAL ENERGY (MP) LIMITED</w:t>
-            </w:r>
-          </w:p>
-        </w:tc>
-        <w:tc>
-          <w:tcPr>
-            <w:tcW w:type="dxa" w:w="1814"/>
-            <w:shd w:val="clear" w:color="auto" w:fill="FFFFFF"/>
-            <w:tcBorders>
-              <w:top w:val="single" w:sz="4" w:space="0" w:color="000000"/>
-              <w:left w:val="single" w:sz="4" w:space="0" w:color="000000"/>
-              <w:bottom w:val="single" w:sz="4" w:space="0" w:color="000000"/>
-              <w:right w:val="single" w:sz="4" w:space="0" w:color="000000"/>
-            </w:tcBorders>
-            <w:vAlign w:val="center"/>
-          </w:tcPr>
-          <w:p>
-            <w:pPr>
-              <w:spacing w:before="40" w:after="40"/>
-              <w:jc w:val="left"/>
-            </w:pPr>
-            <w:r>
-              <w:rPr>
-                <w:rFonts w:ascii="Adani" w:hAnsi="Adani"/>
-                <w:b w:val="0"/>
-                <w:sz w:val="18"/>
-                <w:u w:val="none"/>
-              </w:rPr>
-              <w:t>Director</w:t>
-            </w:r>
-          </w:p>
-        </w:tc>
-        <w:tc>
-          <w:tcPr>
-            <w:tcW w:type="dxa" w:w="1020"/>
-            <w:shd w:val="clear" w:color="auto" w:fill="FFFFFF"/>
-            <w:tcBorders>
-              <w:top w:val="single" w:sz="4" w:space="0" w:color="000000"/>
-              <w:left w:val="single" w:sz="4" w:space="0" w:color="000000"/>
-              <w:bottom w:val="single" w:sz="4" w:space="0" w:color="000000"/>
-              <w:right w:val="single" w:sz="4" w:space="0" w:color="000000"/>
-            </w:tcBorders>
-            <w:vAlign w:val="center"/>
-          </w:tcPr>
-          <w:p>
-            <w:pPr>
-              <w:spacing w:before="40" w:after="40"/>
-              <w:jc w:val="left"/>
-            </w:pPr>
-            <w:r>
-              <w:rPr>
-                <w:rFonts w:ascii="Adani" w:hAnsi="Adani"/>
-                <w:b w:val="0"/>
-                <w:sz w:val="18"/>
-                <w:u w:val="none"/>
-              </w:rPr>
-              <w:t>NIL</w:t>
-            </w:r>
-          </w:p>
-        </w:tc>
-        <w:tc>
-          <w:tcPr>
-            <w:tcW w:type="dxa" w:w="1247"/>
-            <w:shd w:val="clear" w:color="auto" w:fill="FFFFFF"/>
-            <w:tcBorders>
-              <w:top w:val="single" w:sz="4" w:space="0" w:color="000000"/>
-              <w:left w:val="single" w:sz="4" w:space="0" w:color="000000"/>
-              <w:bottom w:val="single" w:sz="4" w:space="0" w:color="000000"/>
-              <w:right w:val="single" w:sz="4" w:space="0" w:color="000000"/>
-            </w:tcBorders>
-            <w:vAlign w:val="center"/>
-          </w:tcPr>
-          <w:p>
-            <w:pPr>
-              <w:spacing w:before="40" w:after="40"/>
-              <w:jc w:val="left"/>
-            </w:pPr>
-            <w:r>
-              <w:rPr>
-                <w:rFonts w:ascii="Adani" w:hAnsi="Adani"/>
-                <w:b w:val="0"/>
-                <w:sz w:val="18"/>
-                <w:u w:val="none"/>
-              </w:rPr>
-              <w:t>14/05/2014</w:t>
             </w:r>
           </w:p>
         </w:tc>
@@ -3065,7 +2556,7 @@
                 <w:sz w:val="18"/>
                 <w:u w:val="none"/>
               </w:rPr>
-              <w:t>Date:   07th May, 2026</w:t>
+              <w:t>Date:   15th May, 2026</w:t>
             </w:r>
           </w:p>
         </w:tc>
@@ -3281,7 +2772,7 @@
           <w:sz w:val="20"/>
           <w:u w:val="none"/>
         </w:rPr>
-        <w:t>NIL</w:t>
+        <w:t>H.U.F  in which I am a Member: Abhilash K Mehta HUF</w:t>
       </w:r>
     </w:p>
     <w:p>
@@ -3309,7 +2800,7 @@
           <w:sz w:val="20"/>
           <w:u w:val="none"/>
         </w:rPr>
-        <w:t>NIL</w:t>
+        <w:t>Wife: Mrs. Vinti Mehta</w:t>
       </w:r>
     </w:p>
     <w:p>
@@ -3331,174 +2822,441 @@
         <w:t>:</w:t>
       </w:r>
     </w:p>
-    <w:p>
-      <w:pPr>
-        <w:pStyle w:val="ListNumber"/>
-        <w:spacing w:before="0" w:after="40"/>
-        <w:ind w:left="720"/>
-      </w:pPr>
-      <w:r>
-        <w:rPr>
-          <w:rFonts w:ascii="Adani" w:hAnsi="Adani"/>
-          <w:b w:val="0"/>
-          <w:sz w:val="20"/>
-          <w:u w:val="none"/>
-        </w:rPr>
-        <w:t>Father</w:t>
-        <w:tab/>
-        <w:tab/>
-        <w:t>:</w:t>
-        <w:tab/>
-        <w:t>NIL</w:t>
-      </w:r>
-    </w:p>
-    <w:p>
-      <w:pPr>
-        <w:pStyle w:val="ListNumber"/>
-        <w:spacing w:before="0" w:after="40"/>
-        <w:ind w:left="720"/>
-      </w:pPr>
-      <w:r>
-        <w:rPr>
-          <w:rFonts w:ascii="Adani" w:hAnsi="Adani"/>
-          <w:b w:val="0"/>
-          <w:sz w:val="20"/>
-          <w:u w:val="none"/>
-        </w:rPr>
-        <w:t>Mother</w:t>
-        <w:tab/>
-        <w:tab/>
-        <w:t>:</w:t>
-        <w:tab/>
-        <w:t>NIL</w:t>
-      </w:r>
-    </w:p>
-    <w:p>
-      <w:pPr>
-        <w:pStyle w:val="ListNumber"/>
-        <w:spacing w:before="0" w:after="40"/>
-        <w:ind w:left="720"/>
-      </w:pPr>
-      <w:r>
-        <w:rPr>
-          <w:rFonts w:ascii="Adani" w:hAnsi="Adani"/>
-          <w:b w:val="0"/>
-          <w:sz w:val="20"/>
-          <w:u w:val="none"/>
-        </w:rPr>
-        <w:t>Son</w:t>
-        <w:tab/>
-        <w:tab/>
-        <w:t>:</w:t>
-        <w:tab/>
-        <w:t>NIL</w:t>
-      </w:r>
-    </w:p>
-    <w:p>
-      <w:pPr>
-        <w:pStyle w:val="ListNumber"/>
-        <w:spacing w:before="0" w:after="40"/>
-        <w:ind w:left="720"/>
-      </w:pPr>
-      <w:r>
-        <w:rPr>
-          <w:rFonts w:ascii="Adani" w:hAnsi="Adani"/>
-          <w:b w:val="0"/>
-          <w:sz w:val="20"/>
-          <w:u w:val="none"/>
-        </w:rPr>
-        <w:t>Son's Wife</w:t>
-        <w:tab/>
-        <w:tab/>
-        <w:t>:</w:t>
-        <w:tab/>
-        <w:t>NIL</w:t>
-      </w:r>
-    </w:p>
-    <w:p>
-      <w:pPr>
-        <w:pStyle w:val="ListNumber"/>
-        <w:spacing w:before="0" w:after="40"/>
-        <w:ind w:left="720"/>
-      </w:pPr>
-      <w:r>
-        <w:rPr>
-          <w:rFonts w:ascii="Adani" w:hAnsi="Adani"/>
-          <w:b w:val="0"/>
-          <w:sz w:val="20"/>
-          <w:u w:val="none"/>
-        </w:rPr>
-        <w:t>Daughter</w:t>
-        <w:tab/>
-        <w:tab/>
-        <w:t>:</w:t>
-        <w:tab/>
-        <w:t>NIL</w:t>
-      </w:r>
-    </w:p>
-    <w:p>
-      <w:pPr>
-        <w:pStyle w:val="ListNumber"/>
-        <w:spacing w:before="0" w:after="40"/>
-        <w:ind w:left="720"/>
-      </w:pPr>
-      <w:r>
-        <w:rPr>
-          <w:rFonts w:ascii="Adani" w:hAnsi="Adani"/>
-          <w:b w:val="0"/>
-          <w:sz w:val="20"/>
-          <w:u w:val="none"/>
-        </w:rPr>
-        <w:t>Daughter's Husband</w:t>
-        <w:tab/>
-        <w:tab/>
-        <w:t>:</w:t>
-        <w:tab/>
-        <w:t>NIL</w:t>
-      </w:r>
-    </w:p>
-    <w:p>
-      <w:pPr>
-        <w:pStyle w:val="ListNumber"/>
-        <w:spacing w:before="0" w:after="40"/>
-        <w:ind w:left="720"/>
-      </w:pPr>
-      <w:r>
-        <w:rPr>
-          <w:rFonts w:ascii="Adani" w:hAnsi="Adani"/>
-          <w:b w:val="0"/>
-          <w:sz w:val="20"/>
-          <w:u w:val="none"/>
-        </w:rPr>
-        <w:t>Brother</w:t>
-        <w:tab/>
-        <w:tab/>
-        <w:t>:</w:t>
-        <w:tab/>
-        <w:t>NIL</w:t>
-      </w:r>
-    </w:p>
-    <w:p>
-      <w:pPr>
-        <w:pStyle w:val="ListNumber"/>
-        <w:spacing w:before="0" w:after="40"/>
-        <w:ind w:left="720"/>
-      </w:pPr>
-      <w:r>
-        <w:rPr>
-          <w:rFonts w:ascii="Adani" w:hAnsi="Adani"/>
-          <w:b w:val="0"/>
-          <w:sz w:val="20"/>
-          <w:u w:val="none"/>
-        </w:rPr>
-        <w:t>Sister</w:t>
-        <w:tab/>
-        <w:tab/>
-        <w:t>:</w:t>
-        <w:tab/>
-        <w:t>NIL</w:t>
-      </w:r>
-    </w:p>
+    <w:tbl>
+      <w:tblPr>
+        <w:tblW w:type="auto" w:w="0"/>
+        <w:jc w:val="left"/>
+        <w:tblLook w:firstColumn="1" w:firstRow="1" w:lastColumn="0" w:lastRow="0" w:noHBand="0" w:noVBand="1" w:val="04A0"/>
+      </w:tblPr>
+      <w:tblGrid>
+        <w:gridCol w:w="4536"/>
+        <w:gridCol w:w="4536"/>
+      </w:tblGrid>
+      <w:tr>
+        <w:tc>
+          <w:tcPr>
+            <w:tcW w:type="dxa" w:w="4536"/>
+            <w:tcBorders>
+              <w:top w:val="none"/>
+              <w:bottom w:val="none"/>
+              <w:left w:val="none"/>
+              <w:right w:val="none"/>
+            </w:tcBorders>
+          </w:tcPr>
+          <w:p>
+            <w:pPr>
+              <w:ind w:left="720"/>
+            </w:pPr>
+            <w:r>
+              <w:rPr>
+                <w:rFonts w:ascii="Adani" w:hAnsi="Adani"/>
+                <w:b w:val="0"/>
+                <w:sz w:val="20"/>
+                <w:u w:val="none"/>
+              </w:rPr>
+              <w:t>1.</w:t>
+              <w:tab/>
+              <w:t>Father</w:t>
+              <w:tab/>
+              <w:t>:</w:t>
+            </w:r>
+          </w:p>
+        </w:tc>
+        <w:tc>
+          <w:tcPr>
+            <w:tcW w:type="dxa" w:w="4536"/>
+            <w:tcBorders>
+              <w:top w:val="none"/>
+              <w:bottom w:val="none"/>
+              <w:left w:val="none"/>
+              <w:right w:val="none"/>
+            </w:tcBorders>
+          </w:tcPr>
+          <w:p>
+            <w:r>
+              <w:rPr>
+                <w:rFonts w:ascii="Adani" w:hAnsi="Adani"/>
+                <w:b w:val="0"/>
+                <w:sz w:val="20"/>
+                <w:u w:val="none"/>
+              </w:rPr>
+              <w:t>Late Shri Krishnakant Mehta</w:t>
+            </w:r>
+          </w:p>
+        </w:tc>
+      </w:tr>
+      <w:tr>
+        <w:tc>
+          <w:tcPr>
+            <w:tcW w:type="dxa" w:w="4536"/>
+            <w:tcBorders>
+              <w:top w:val="none"/>
+              <w:bottom w:val="none"/>
+              <w:left w:val="none"/>
+              <w:right w:val="none"/>
+            </w:tcBorders>
+          </w:tcPr>
+          <w:p>
+            <w:pPr>
+              <w:ind w:left="720"/>
+            </w:pPr>
+            <w:r>
+              <w:rPr>
+                <w:rFonts w:ascii="Adani" w:hAnsi="Adani"/>
+                <w:b w:val="0"/>
+                <w:sz w:val="20"/>
+                <w:u w:val="none"/>
+              </w:rPr>
+              <w:t>2.</w:t>
+              <w:tab/>
+              <w:t>Mother</w:t>
+              <w:tab/>
+              <w:t>:</w:t>
+            </w:r>
+          </w:p>
+        </w:tc>
+        <w:tc>
+          <w:tcPr>
+            <w:tcW w:type="dxa" w:w="4536"/>
+            <w:tcBorders>
+              <w:top w:val="none"/>
+              <w:bottom w:val="none"/>
+              <w:left w:val="none"/>
+              <w:right w:val="none"/>
+            </w:tcBorders>
+          </w:tcPr>
+          <w:p>
+            <w:r>
+              <w:rPr>
+                <w:rFonts w:ascii="Adani" w:hAnsi="Adani"/>
+                <w:b w:val="0"/>
+                <w:sz w:val="20"/>
+                <w:u w:val="none"/>
+              </w:rPr>
+              <w:t>Late Smt. Kanta Mehta</w:t>
+            </w:r>
+          </w:p>
+        </w:tc>
+      </w:tr>
+      <w:tr>
+        <w:tc>
+          <w:tcPr>
+            <w:tcW w:type="dxa" w:w="4536"/>
+            <w:tcBorders>
+              <w:top w:val="none"/>
+              <w:bottom w:val="none"/>
+              <w:left w:val="none"/>
+              <w:right w:val="none"/>
+            </w:tcBorders>
+          </w:tcPr>
+          <w:p>
+            <w:pPr>
+              <w:ind w:left="720"/>
+            </w:pPr>
+            <w:r>
+              <w:rPr>
+                <w:rFonts w:ascii="Adani" w:hAnsi="Adani"/>
+                <w:b w:val="0"/>
+                <w:sz w:val="20"/>
+                <w:u w:val="none"/>
+              </w:rPr>
+              <w:t>3.</w:t>
+              <w:tab/>
+              <w:t>Son</w:t>
+              <w:tab/>
+              <w:t>:</w:t>
+            </w:r>
+          </w:p>
+        </w:tc>
+        <w:tc>
+          <w:tcPr>
+            <w:tcW w:type="dxa" w:w="4536"/>
+            <w:tcBorders>
+              <w:top w:val="none"/>
+              <w:bottom w:val="none"/>
+              <w:left w:val="none"/>
+              <w:right w:val="none"/>
+            </w:tcBorders>
+          </w:tcPr>
+          <w:p>
+            <w:r>
+              <w:rPr>
+                <w:rFonts w:ascii="Adani" w:hAnsi="Adani"/>
+                <w:b w:val="0"/>
+                <w:sz w:val="20"/>
+                <w:u w:val="none"/>
+              </w:rPr>
+              <w:t>NIL</w:t>
+            </w:r>
+          </w:p>
+        </w:tc>
+      </w:tr>
+      <w:tr>
+        <w:tc>
+          <w:tcPr>
+            <w:tcW w:type="dxa" w:w="4536"/>
+            <w:tcBorders>
+              <w:top w:val="none"/>
+              <w:bottom w:val="none"/>
+              <w:left w:val="none"/>
+              <w:right w:val="none"/>
+            </w:tcBorders>
+          </w:tcPr>
+          <w:p>
+            <w:pPr>
+              <w:ind w:left="720"/>
+            </w:pPr>
+            <w:r>
+              <w:rPr>
+                <w:rFonts w:ascii="Adani" w:hAnsi="Adani"/>
+                <w:b w:val="0"/>
+                <w:sz w:val="20"/>
+                <w:u w:val="none"/>
+              </w:rPr>
+              <w:t>4.</w:t>
+              <w:tab/>
+              <w:t>Son's Wife</w:t>
+              <w:tab/>
+              <w:t>:</w:t>
+            </w:r>
+          </w:p>
+        </w:tc>
+        <w:tc>
+          <w:tcPr>
+            <w:tcW w:type="dxa" w:w="4536"/>
+            <w:tcBorders>
+              <w:top w:val="none"/>
+              <w:bottom w:val="none"/>
+              <w:left w:val="none"/>
+              <w:right w:val="none"/>
+            </w:tcBorders>
+          </w:tcPr>
+          <w:p>
+            <w:r>
+              <w:rPr>
+                <w:rFonts w:ascii="Adani" w:hAnsi="Adani"/>
+                <w:b w:val="0"/>
+                <w:sz w:val="20"/>
+                <w:u w:val="none"/>
+              </w:rPr>
+              <w:t>NIL</w:t>
+            </w:r>
+          </w:p>
+        </w:tc>
+      </w:tr>
+      <w:tr>
+        <w:tc>
+          <w:tcPr>
+            <w:tcW w:type="dxa" w:w="4536"/>
+            <w:tcBorders>
+              <w:top w:val="none"/>
+              <w:bottom w:val="none"/>
+              <w:left w:val="none"/>
+              <w:right w:val="none"/>
+            </w:tcBorders>
+          </w:tcPr>
+          <w:p>
+            <w:pPr>
+              <w:ind w:left="720"/>
+            </w:pPr>
+            <w:r>
+              <w:rPr>
+                <w:rFonts w:ascii="Adani" w:hAnsi="Adani"/>
+                <w:b w:val="0"/>
+                <w:sz w:val="20"/>
+                <w:u w:val="none"/>
+              </w:rPr>
+              <w:t>5.</w:t>
+              <w:tab/>
+              <w:t>Daughter</w:t>
+              <w:tab/>
+              <w:t>:</w:t>
+            </w:r>
+          </w:p>
+        </w:tc>
+        <w:tc>
+          <w:tcPr>
+            <w:tcW w:type="dxa" w:w="4536"/>
+            <w:tcBorders>
+              <w:top w:val="none"/>
+              <w:bottom w:val="none"/>
+              <w:left w:val="none"/>
+              <w:right w:val="none"/>
+            </w:tcBorders>
+          </w:tcPr>
+          <w:p>
+            <w:r>
+              <w:rPr>
+                <w:rFonts w:ascii="Adani" w:hAnsi="Adani"/>
+                <w:b w:val="0"/>
+                <w:sz w:val="20"/>
+                <w:u w:val="none"/>
+              </w:rPr>
+              <w:t>NIL</w:t>
+            </w:r>
+          </w:p>
+        </w:tc>
+      </w:tr>
+      <w:tr>
+        <w:tc>
+          <w:tcPr>
+            <w:tcW w:type="dxa" w:w="4536"/>
+            <w:tcBorders>
+              <w:top w:val="none"/>
+              <w:bottom w:val="none"/>
+              <w:left w:val="none"/>
+              <w:right w:val="none"/>
+            </w:tcBorders>
+          </w:tcPr>
+          <w:p>
+            <w:pPr>
+              <w:ind w:left="720"/>
+            </w:pPr>
+            <w:r>
+              <w:rPr>
+                <w:rFonts w:ascii="Adani" w:hAnsi="Adani"/>
+                <w:b w:val="0"/>
+                <w:sz w:val="20"/>
+                <w:u w:val="none"/>
+              </w:rPr>
+              <w:t>6.</w:t>
+              <w:tab/>
+              <w:t>Daughter's Husband</w:t>
+              <w:tab/>
+              <w:t>:</w:t>
+            </w:r>
+          </w:p>
+        </w:tc>
+        <w:tc>
+          <w:tcPr>
+            <w:tcW w:type="dxa" w:w="4536"/>
+            <w:tcBorders>
+              <w:top w:val="none"/>
+              <w:bottom w:val="none"/>
+              <w:left w:val="none"/>
+              <w:right w:val="none"/>
+            </w:tcBorders>
+          </w:tcPr>
+          <w:p>
+            <w:r>
+              <w:rPr>
+                <w:rFonts w:ascii="Adani" w:hAnsi="Adani"/>
+                <w:b w:val="0"/>
+                <w:sz w:val="20"/>
+                <w:u w:val="none"/>
+              </w:rPr>
+              <w:t>NIL</w:t>
+            </w:r>
+          </w:p>
+        </w:tc>
+      </w:tr>
+      <w:tr>
+        <w:tc>
+          <w:tcPr>
+            <w:tcW w:type="dxa" w:w="4536"/>
+            <w:tcBorders>
+              <w:top w:val="none"/>
+              <w:bottom w:val="none"/>
+              <w:left w:val="none"/>
+              <w:right w:val="none"/>
+            </w:tcBorders>
+          </w:tcPr>
+          <w:p>
+            <w:pPr>
+              <w:ind w:left="720"/>
+            </w:pPr>
+            <w:r>
+              <w:rPr>
+                <w:rFonts w:ascii="Adani" w:hAnsi="Adani"/>
+                <w:b w:val="0"/>
+                <w:sz w:val="20"/>
+                <w:u w:val="none"/>
+              </w:rPr>
+              <w:t>7.</w:t>
+              <w:tab/>
+              <w:t>Brother</w:t>
+              <w:tab/>
+              <w:t>:</w:t>
+            </w:r>
+          </w:p>
+        </w:tc>
+        <w:tc>
+          <w:tcPr>
+            <w:tcW w:type="dxa" w:w="4536"/>
+            <w:tcBorders>
+              <w:top w:val="none"/>
+              <w:bottom w:val="none"/>
+              <w:left w:val="none"/>
+              <w:right w:val="none"/>
+            </w:tcBorders>
+          </w:tcPr>
+          <w:p>
+            <w:r>
+              <w:rPr>
+                <w:rFonts w:ascii="Adani" w:hAnsi="Adani"/>
+                <w:b w:val="0"/>
+                <w:sz w:val="20"/>
+                <w:u w:val="none"/>
+              </w:rPr>
+              <w:t>NIL</w:t>
+            </w:r>
+          </w:p>
+        </w:tc>
+      </w:tr>
+      <w:tr>
+        <w:tc>
+          <w:tcPr>
+            <w:tcW w:type="dxa" w:w="4536"/>
+            <w:tcBorders>
+              <w:top w:val="none"/>
+              <w:bottom w:val="none"/>
+              <w:left w:val="none"/>
+              <w:right w:val="none"/>
+            </w:tcBorders>
+          </w:tcPr>
+          <w:p>
+            <w:pPr>
+              <w:ind w:left="720"/>
+            </w:pPr>
+            <w:r>
+              <w:rPr>
+                <w:rFonts w:ascii="Adani" w:hAnsi="Adani"/>
+                <w:b w:val="0"/>
+                <w:sz w:val="20"/>
+                <w:u w:val="none"/>
+              </w:rPr>
+              <w:t>8.</w:t>
+              <w:tab/>
+              <w:t>Sister</w:t>
+              <w:tab/>
+              <w:t>:</w:t>
+            </w:r>
+          </w:p>
+        </w:tc>
+        <w:tc>
+          <w:tcPr>
+            <w:tcW w:type="dxa" w:w="4536"/>
+            <w:tcBorders>
+              <w:top w:val="none"/>
+              <w:bottom w:val="none"/>
+              <w:left w:val="none"/>
+              <w:right w:val="none"/>
+            </w:tcBorders>
+          </w:tcPr>
+          <w:p>
+            <w:r>
+              <w:rPr>
+                <w:rFonts w:ascii="Adani" w:hAnsi="Adani"/>
+                <w:b w:val="0"/>
+                <w:sz w:val="20"/>
+                <w:u w:val="none"/>
+              </w:rPr>
+              <w:t>NIL</w:t>
+            </w:r>
+          </w:p>
+        </w:tc>
+      </w:tr>
+    </w:tbl>
     <w:p/>
     <w:p>
       <w:pPr>
@@ -3835,7 +3593,7 @@
                 <w:sz w:val="18"/>
                 <w:u w:val="none"/>
               </w:rPr>
-              <w:t>Date:   07th May, 2026</w:t>
+              <w:t>Date:   15th May, 2026</w:t>
             </w:r>
           </w:p>
         </w:tc>
@@ -3996,7 +3754,7 @@
           <w:sz w:val="20"/>
           <w:u w:val="none"/>
         </w:rPr>
-        <w:t>07th May, 2026</w:t>
+        <w:t>15th May, 2026</w:t>
       </w:r>
     </w:p>
     <w:p>
@@ -4056,7 +3814,7 @@
           <w:sz w:val="20"/>
           <w:u w:val="none"/>
         </w:rPr>
-        <w:t>ADANI RENEWABLE ENERGY FIFTY FOUR LIMITED</w:t>
+        <w:t>ADANI RENEWABLE ENERGY FIFTY TWO LIMITED</w:t>
       </w:r>
     </w:p>
     <w:p>
@@ -4071,7 +3829,7 @@
           <w:sz w:val="20"/>
           <w:u w:val="none"/>
         </w:rPr>
-        <w:t>ADANI RENEWABLE ENERGY FIFTY TWO LIMITED</w:t>
+        <w:t>ADANI RENEWABLE ENERGY FIFTY FOUR LIMITED</w:t>
       </w:r>
     </w:p>
     <w:p>
@@ -4131,36 +3889,6 @@
           <w:sz w:val="20"/>
           <w:u w:val="none"/>
         </w:rPr>
-        <w:t>ADANI NEW INDUSTRIES LIMITED</w:t>
-      </w:r>
-    </w:p>
-    <w:p>
-      <w:pPr>
-        <w:spacing w:before="0" w:after="20"/>
-        <w:jc w:val="left"/>
-      </w:pPr>
-      <w:r>
-        <w:rPr>
-          <w:rFonts w:ascii="Adani" w:hAnsi="Adani"/>
-          <w:b/>
-          <w:sz w:val="20"/>
-          <w:u w:val="none"/>
-        </w:rPr>
-        <w:t>ADANI GREEN ENERGY TWENTY SEVEN C LIMITED</w:t>
-      </w:r>
-    </w:p>
-    <w:p>
-      <w:pPr>
-        <w:spacing w:before="0" w:after="20"/>
-        <w:jc w:val="left"/>
-      </w:pPr>
-      <w:r>
-        <w:rPr>
-          <w:rFonts w:ascii="Adani" w:hAnsi="Adani"/>
-          <w:b/>
-          <w:sz w:val="20"/>
-          <w:u w:val="none"/>
-        </w:rPr>
         <w:t>ADANI RENEWABLE POWER LLP</w:t>
       </w:r>
     </w:p>
@@ -4191,6 +3919,21 @@
           <w:sz w:val="20"/>
           <w:u w:val="none"/>
         </w:rPr>
+        <w:t>RAMNAD RENEWABLE ENERGY LIMITED</w:t>
+      </w:r>
+    </w:p>
+    <w:p>
+      <w:pPr>
+        <w:spacing w:before="0" w:after="20"/>
+        <w:jc w:val="left"/>
+      </w:pPr>
+      <w:r>
+        <w:rPr>
+          <w:rFonts w:ascii="Adani" w:hAnsi="Adani"/>
+          <w:b/>
+          <w:sz w:val="20"/>
+          <w:u w:val="none"/>
+        </w:rPr>
         <w:t>ADANI GREEN ENERGY (TAMILNADU) LIMITED</w:t>
       </w:r>
     </w:p>
@@ -4206,7 +3949,7 @@
           <w:sz w:val="20"/>
           <w:u w:val="none"/>
         </w:rPr>
-        <w:t>ADANI RENEWABLE ENERGY (KA) LIMITED</w:t>
+        <w:t>KAMUTHI RENEWABLE ENERGY LIMITED</w:t>
       </w:r>
     </w:p>
     <w:p>
@@ -4252,21 +3995,6 @@
           <w:u w:val="none"/>
         </w:rPr>
         <w:t>ADANI RENEWABLE ENERGY HOLDING THREE LIMITED</w:t>
-      </w:r>
-    </w:p>
-    <w:p>
-      <w:pPr>
-        <w:spacing w:before="0" w:after="20"/>
-        <w:jc w:val="left"/>
-      </w:pPr>
-      <w:r>
-        <w:rPr>
-          <w:rFonts w:ascii="Adani" w:hAnsi="Adani"/>
-          <w:b/>
-          <w:sz w:val="20"/>
-          <w:u w:val="none"/>
-        </w:rPr>
-        <w:t>PENCH THERMAL ENERGY (MP) LIMITED</w:t>
       </w:r>
     </w:p>
     <w:p/>
@@ -4342,7 +4070,7 @@
           <w:sz w:val="20"/>
           <w:u w:val="none"/>
         </w:rPr>
-        <w:t>ADANI RENEWABLE ENERGY FIFTY FOUR LIMITED</w:t>
+        <w:t>ADANI RENEWABLE ENERGY FIFTY TWO LIMITED</w:t>
       </w:r>
     </w:p>
     <w:p>
@@ -4357,7 +4085,7 @@
           <w:sz w:val="20"/>
           <w:u w:val="none"/>
         </w:rPr>
-        <w:t>ADANI RENEWABLE ENERGY FIFTY TWO LIMITED</w:t>
+        <w:t>ADANI RENEWABLE ENERGY FIFTY FOUR LIMITED</w:t>
       </w:r>
     </w:p>
     <w:p>
@@ -4417,36 +4145,6 @@
           <w:sz w:val="20"/>
           <w:u w:val="none"/>
         </w:rPr>
-        <w:t>ADANI NEW INDUSTRIES LIMITED</w:t>
-      </w:r>
-    </w:p>
-    <w:p>
-      <w:pPr>
-        <w:spacing w:before="0" w:after="20"/>
-        <w:jc w:val="left"/>
-      </w:pPr>
-      <w:r>
-        <w:rPr>
-          <w:rFonts w:ascii="Adani" w:hAnsi="Adani"/>
-          <w:b w:val="0"/>
-          <w:sz w:val="20"/>
-          <w:u w:val="none"/>
-        </w:rPr>
-        <w:t>ADANI GREEN ENERGY TWENTY SEVEN C LIMITED</w:t>
-      </w:r>
-    </w:p>
-    <w:p>
-      <w:pPr>
-        <w:spacing w:before="0" w:after="20"/>
-        <w:jc w:val="left"/>
-      </w:pPr>
-      <w:r>
-        <w:rPr>
-          <w:rFonts w:ascii="Adani" w:hAnsi="Adani"/>
-          <w:b w:val="0"/>
-          <w:sz w:val="20"/>
-          <w:u w:val="none"/>
-        </w:rPr>
         <w:t>ADANI RENEWABLE POWER LLP</w:t>
       </w:r>
     </w:p>
@@ -4477,6 +4175,21 @@
           <w:sz w:val="20"/>
           <w:u w:val="none"/>
         </w:rPr>
+        <w:t>RAMNAD RENEWABLE ENERGY LIMITED</w:t>
+      </w:r>
+    </w:p>
+    <w:p>
+      <w:pPr>
+        <w:spacing w:before="0" w:after="20"/>
+        <w:jc w:val="left"/>
+      </w:pPr>
+      <w:r>
+        <w:rPr>
+          <w:rFonts w:ascii="Adani" w:hAnsi="Adani"/>
+          <w:b w:val="0"/>
+          <w:sz w:val="20"/>
+          <w:u w:val="none"/>
+        </w:rPr>
         <w:t>ADANI GREEN ENERGY (TAMILNADU) LIMITED</w:t>
       </w:r>
     </w:p>
@@ -4492,7 +4205,7 @@
           <w:sz w:val="20"/>
           <w:u w:val="none"/>
         </w:rPr>
-        <w:t>ADANI RENEWABLE ENERGY (KA) LIMITED</w:t>
+        <w:t>KAMUTHI RENEWABLE ENERGY LIMITED</w:t>
       </w:r>
     </w:p>
     <w:p>
@@ -4538,21 +4251,6 @@
           <w:u w:val="none"/>
         </w:rPr>
         <w:t>ADANI RENEWABLE ENERGY HOLDING THREE LIMITED</w:t>
-      </w:r>
-    </w:p>
-    <w:p>
-      <w:pPr>
-        <w:spacing w:before="0" w:after="20"/>
-        <w:jc w:val="left"/>
-      </w:pPr>
-      <w:r>
-        <w:rPr>
-          <w:rFonts w:ascii="Adani" w:hAnsi="Adani"/>
-          <w:b w:val="0"/>
-          <w:sz w:val="20"/>
-          <w:u w:val="none"/>
-        </w:rPr>
-        <w:t>PENCH THERMAL ENERGY (MP) LIMITED</w:t>
       </w:r>
     </w:p>
     <w:p/>
@@ -5378,7 +5076,7 @@
                 <w:sz w:val="18"/>
                 <w:u w:val="none"/>
               </w:rPr>
-              <w:t>16</w:t>
+              <w:t>14</w:t>
             </w:r>
           </w:p>
         </w:tc>
@@ -5665,7 +5363,7 @@
                 <w:sz w:val="18"/>
                 <w:u w:val="none"/>
               </w:rPr>
-              <w:t>U35105GJ2023PLC147063</w:t>
+              <w:t>U35105GJ2023PLC147037</w:t>
             </w:r>
           </w:p>
         </w:tc>
@@ -5693,7 +5391,7 @@
                 <w:sz w:val="18"/>
                 <w:u w:val="none"/>
               </w:rPr>
-              <w:t>ADANI RENEWABLE ENERGY FIFTY FOUR LIMITED</w:t>
+              <w:t>ADANI RENEWABLE ENERGY FIFTY TWO LIMITED</w:t>
             </w:r>
           </w:p>
         </w:tc>
@@ -5779,7 +5477,7 @@
                 <w:sz w:val="18"/>
                 <w:u w:val="none"/>
               </w:rPr>
-              <w:t>U35105GJ2023PLC147037</w:t>
+              <w:t>U35105GJ2023PLC147063</w:t>
             </w:r>
           </w:p>
         </w:tc>
@@ -5807,7 +5505,7 @@
                 <w:sz w:val="18"/>
                 <w:u w:val="none"/>
               </w:rPr>
-              <w:t>ADANI RENEWABLE ENERGY FIFTY TWO LIMITED</w:t>
+              <w:t>ADANI RENEWABLE ENERGY FIFTY FOUR LIMITED</w:t>
             </w:r>
           </w:p>
         </w:tc>
@@ -6235,234 +5933,6 @@
                 <w:sz w:val="18"/>
                 <w:u w:val="none"/>
               </w:rPr>
-              <w:t>U40106GJ2021PLC123109</w:t>
-            </w:r>
-          </w:p>
-        </w:tc>
-        <w:tc>
-          <w:tcPr>
-            <w:tcW w:type="dxa" w:w="4252"/>
-            <w:shd w:val="clear" w:color="auto" w:fill="FFFFFF"/>
-            <w:tcBorders>
-              <w:top w:val="single" w:sz="4" w:space="0" w:color="000000"/>
-              <w:left w:val="single" w:sz="4" w:space="0" w:color="000000"/>
-              <w:bottom w:val="single" w:sz="4" w:space="0" w:color="000000"/>
-              <w:right w:val="single" w:sz="4" w:space="0" w:color="000000"/>
-            </w:tcBorders>
-            <w:vAlign w:val="center"/>
-          </w:tcPr>
-          <w:p>
-            <w:pPr>
-              <w:spacing w:before="40" w:after="40"/>
-              <w:jc w:val="left"/>
-            </w:pPr>
-            <w:r>
-              <w:rPr>
-                <w:rFonts w:ascii="Adani" w:hAnsi="Adani"/>
-                <w:b w:val="0"/>
-                <w:sz w:val="18"/>
-                <w:u w:val="none"/>
-              </w:rPr>
-              <w:t>ADANI NEW INDUSTRIES LIMITED</w:t>
-            </w:r>
-          </w:p>
-        </w:tc>
-        <w:tc>
-          <w:tcPr>
-            <w:tcW w:type="dxa" w:w="1587"/>
-            <w:shd w:val="clear" w:color="auto" w:fill="FFFFFF"/>
-            <w:tcBorders>
-              <w:top w:val="single" w:sz="4" w:space="0" w:color="000000"/>
-              <w:left w:val="single" w:sz="4" w:space="0" w:color="000000"/>
-              <w:bottom w:val="single" w:sz="4" w:space="0" w:color="000000"/>
-              <w:right w:val="single" w:sz="4" w:space="0" w:color="000000"/>
-            </w:tcBorders>
-            <w:vAlign w:val="center"/>
-          </w:tcPr>
-          <w:p>
-            <w:pPr>
-              <w:spacing w:before="40" w:after="40"/>
-              <w:jc w:val="left"/>
-            </w:pPr>
-            <w:r>
-              <w:rPr>
-                <w:rFonts w:ascii="Adani" w:hAnsi="Adani"/>
-                <w:b w:val="0"/>
-                <w:sz w:val="18"/>
-                <w:u w:val="none"/>
-              </w:rPr>
-              <w:t>Director</w:t>
-            </w:r>
-          </w:p>
-        </w:tc>
-        <w:tc>
-          <w:tcPr>
-            <w:tcW w:type="dxa" w:w="1304"/>
-            <w:shd w:val="clear" w:color="auto" w:fill="FFFFFF"/>
-            <w:tcBorders>
-              <w:top w:val="single" w:sz="4" w:space="0" w:color="000000"/>
-              <w:left w:val="single" w:sz="4" w:space="0" w:color="000000"/>
-              <w:bottom w:val="single" w:sz="4" w:space="0" w:color="000000"/>
-              <w:right w:val="single" w:sz="4" w:space="0" w:color="000000"/>
-            </w:tcBorders>
-            <w:vAlign w:val="center"/>
-          </w:tcPr>
-          <w:p>
-            <w:pPr>
-              <w:spacing w:before="40" w:after="40"/>
-              <w:jc w:val="left"/>
-            </w:pPr>
-            <w:r>
-              <w:rPr>
-                <w:rFonts w:ascii="Adani" w:hAnsi="Adani"/>
-                <w:b w:val="0"/>
-                <w:sz w:val="18"/>
-                <w:u w:val="none"/>
-              </w:rPr>
-              <w:t>07/06/2021</w:t>
-            </w:r>
-          </w:p>
-        </w:tc>
-      </w:tr>
-      <w:tr>
-        <w:tc>
-          <w:tcPr>
-            <w:tcW w:type="dxa" w:w="2268"/>
-            <w:shd w:val="clear" w:color="auto" w:fill="FFFFFF"/>
-            <w:tcBorders>
-              <w:top w:val="single" w:sz="4" w:space="0" w:color="000000"/>
-              <w:left w:val="single" w:sz="4" w:space="0" w:color="000000"/>
-              <w:bottom w:val="single" w:sz="4" w:space="0" w:color="000000"/>
-              <w:right w:val="single" w:sz="4" w:space="0" w:color="000000"/>
-            </w:tcBorders>
-            <w:vAlign w:val="center"/>
-          </w:tcPr>
-          <w:p>
-            <w:pPr>
-              <w:spacing w:before="40" w:after="40"/>
-              <w:jc w:val="left"/>
-            </w:pPr>
-            <w:r>
-              <w:rPr>
-                <w:rFonts w:ascii="Adani" w:hAnsi="Adani"/>
-                <w:b w:val="0"/>
-                <w:sz w:val="18"/>
-                <w:u w:val="none"/>
-              </w:rPr>
-              <w:t>U40106GJ2020PLC114394</w:t>
-            </w:r>
-          </w:p>
-        </w:tc>
-        <w:tc>
-          <w:tcPr>
-            <w:tcW w:type="dxa" w:w="4252"/>
-            <w:shd w:val="clear" w:color="auto" w:fill="FFFFFF"/>
-            <w:tcBorders>
-              <w:top w:val="single" w:sz="4" w:space="0" w:color="000000"/>
-              <w:left w:val="single" w:sz="4" w:space="0" w:color="000000"/>
-              <w:bottom w:val="single" w:sz="4" w:space="0" w:color="000000"/>
-              <w:right w:val="single" w:sz="4" w:space="0" w:color="000000"/>
-            </w:tcBorders>
-            <w:vAlign w:val="center"/>
-          </w:tcPr>
-          <w:p>
-            <w:pPr>
-              <w:spacing w:before="40" w:after="40"/>
-              <w:jc w:val="left"/>
-            </w:pPr>
-            <w:r>
-              <w:rPr>
-                <w:rFonts w:ascii="Adani" w:hAnsi="Adani"/>
-                <w:b w:val="0"/>
-                <w:sz w:val="18"/>
-                <w:u w:val="none"/>
-              </w:rPr>
-              <w:t>ADANI GREEN ENERGY TWENTY SEVEN C LIMITED</w:t>
-            </w:r>
-          </w:p>
-        </w:tc>
-        <w:tc>
-          <w:tcPr>
-            <w:tcW w:type="dxa" w:w="1587"/>
-            <w:shd w:val="clear" w:color="auto" w:fill="FFFFFF"/>
-            <w:tcBorders>
-              <w:top w:val="single" w:sz="4" w:space="0" w:color="000000"/>
-              <w:left w:val="single" w:sz="4" w:space="0" w:color="000000"/>
-              <w:bottom w:val="single" w:sz="4" w:space="0" w:color="000000"/>
-              <w:right w:val="single" w:sz="4" w:space="0" w:color="000000"/>
-            </w:tcBorders>
-            <w:vAlign w:val="center"/>
-          </w:tcPr>
-          <w:p>
-            <w:pPr>
-              <w:spacing w:before="40" w:after="40"/>
-              <w:jc w:val="left"/>
-            </w:pPr>
-            <w:r>
-              <w:rPr>
-                <w:rFonts w:ascii="Adani" w:hAnsi="Adani"/>
-                <w:b w:val="0"/>
-                <w:sz w:val="18"/>
-                <w:u w:val="none"/>
-              </w:rPr>
-              <w:t>Director</w:t>
-            </w:r>
-          </w:p>
-        </w:tc>
-        <w:tc>
-          <w:tcPr>
-            <w:tcW w:type="dxa" w:w="1304"/>
-            <w:shd w:val="clear" w:color="auto" w:fill="FFFFFF"/>
-            <w:tcBorders>
-              <w:top w:val="single" w:sz="4" w:space="0" w:color="000000"/>
-              <w:left w:val="single" w:sz="4" w:space="0" w:color="000000"/>
-              <w:bottom w:val="single" w:sz="4" w:space="0" w:color="000000"/>
-              <w:right w:val="single" w:sz="4" w:space="0" w:color="000000"/>
-            </w:tcBorders>
-            <w:vAlign w:val="center"/>
-          </w:tcPr>
-          <w:p>
-            <w:pPr>
-              <w:spacing w:before="40" w:after="40"/>
-              <w:jc w:val="left"/>
-            </w:pPr>
-            <w:r>
-              <w:rPr>
-                <w:rFonts w:ascii="Adani" w:hAnsi="Adani"/>
-                <w:b w:val="0"/>
-                <w:sz w:val="18"/>
-                <w:u w:val="none"/>
-              </w:rPr>
-              <w:t>06/07/2020</w:t>
-            </w:r>
-          </w:p>
-        </w:tc>
-      </w:tr>
-      <w:tr>
-        <w:tc>
-          <w:tcPr>
-            <w:tcW w:type="dxa" w:w="2268"/>
-            <w:shd w:val="clear" w:color="auto" w:fill="FFFFFF"/>
-            <w:tcBorders>
-              <w:top w:val="single" w:sz="4" w:space="0" w:color="000000"/>
-              <w:left w:val="single" w:sz="4" w:space="0" w:color="000000"/>
-              <w:bottom w:val="single" w:sz="4" w:space="0" w:color="000000"/>
-              <w:right w:val="single" w:sz="4" w:space="0" w:color="000000"/>
-            </w:tcBorders>
-            <w:vAlign w:val="center"/>
-          </w:tcPr>
-          <w:p>
-            <w:pPr>
-              <w:spacing w:before="40" w:after="40"/>
-              <w:jc w:val="left"/>
-            </w:pPr>
-            <w:r>
-              <w:rPr>
-                <w:rFonts w:ascii="Adani" w:hAnsi="Adani"/>
-                <w:b w:val="0"/>
-                <w:sz w:val="18"/>
-                <w:u w:val="none"/>
-              </w:rPr>
               <w:t>AAI-9408</w:t>
             </w:r>
           </w:p>
@@ -6691,6 +6161,120 @@
                 <w:sz w:val="18"/>
                 <w:u w:val="none"/>
               </w:rPr>
+              <w:t>U40300GJ2015PLC083427</w:t>
+            </w:r>
+          </w:p>
+        </w:tc>
+        <w:tc>
+          <w:tcPr>
+            <w:tcW w:type="dxa" w:w="4252"/>
+            <w:shd w:val="clear" w:color="auto" w:fill="FFFFFF"/>
+            <w:tcBorders>
+              <w:top w:val="single" w:sz="4" w:space="0" w:color="000000"/>
+              <w:left w:val="single" w:sz="4" w:space="0" w:color="000000"/>
+              <w:bottom w:val="single" w:sz="4" w:space="0" w:color="000000"/>
+              <w:right w:val="single" w:sz="4" w:space="0" w:color="000000"/>
+            </w:tcBorders>
+            <w:vAlign w:val="center"/>
+          </w:tcPr>
+          <w:p>
+            <w:pPr>
+              <w:spacing w:before="40" w:after="40"/>
+              <w:jc w:val="left"/>
+            </w:pPr>
+            <w:r>
+              <w:rPr>
+                <w:rFonts w:ascii="Adani" w:hAnsi="Adani"/>
+                <w:b w:val="0"/>
+                <w:sz w:val="18"/>
+                <w:u w:val="none"/>
+              </w:rPr>
+              <w:t>RAMNAD RENEWABLE ENERGY LIMITED</w:t>
+            </w:r>
+          </w:p>
+        </w:tc>
+        <w:tc>
+          <w:tcPr>
+            <w:tcW w:type="dxa" w:w="1587"/>
+            <w:shd w:val="clear" w:color="auto" w:fill="FFFFFF"/>
+            <w:tcBorders>
+              <w:top w:val="single" w:sz="4" w:space="0" w:color="000000"/>
+              <w:left w:val="single" w:sz="4" w:space="0" w:color="000000"/>
+              <w:bottom w:val="single" w:sz="4" w:space="0" w:color="000000"/>
+              <w:right w:val="single" w:sz="4" w:space="0" w:color="000000"/>
+            </w:tcBorders>
+            <w:vAlign w:val="center"/>
+          </w:tcPr>
+          <w:p>
+            <w:pPr>
+              <w:spacing w:before="40" w:after="40"/>
+              <w:jc w:val="left"/>
+            </w:pPr>
+            <w:r>
+              <w:rPr>
+                <w:rFonts w:ascii="Adani" w:hAnsi="Adani"/>
+                <w:b w:val="0"/>
+                <w:sz w:val="18"/>
+                <w:u w:val="none"/>
+              </w:rPr>
+              <w:t>Director</w:t>
+            </w:r>
+          </w:p>
+        </w:tc>
+        <w:tc>
+          <w:tcPr>
+            <w:tcW w:type="dxa" w:w="1304"/>
+            <w:shd w:val="clear" w:color="auto" w:fill="FFFFFF"/>
+            <w:tcBorders>
+              <w:top w:val="single" w:sz="4" w:space="0" w:color="000000"/>
+              <w:left w:val="single" w:sz="4" w:space="0" w:color="000000"/>
+              <w:bottom w:val="single" w:sz="4" w:space="0" w:color="000000"/>
+              <w:right w:val="single" w:sz="4" w:space="0" w:color="000000"/>
+            </w:tcBorders>
+            <w:vAlign w:val="center"/>
+          </w:tcPr>
+          <w:p>
+            <w:pPr>
+              <w:spacing w:before="40" w:after="40"/>
+              <w:jc w:val="left"/>
+            </w:pPr>
+            <w:r>
+              <w:rPr>
+                <w:rFonts w:ascii="Adani" w:hAnsi="Adani"/>
+                <w:b w:val="0"/>
+                <w:sz w:val="18"/>
+                <w:u w:val="none"/>
+              </w:rPr>
+              <w:t>10/06/2019</w:t>
+            </w:r>
+          </w:p>
+        </w:tc>
+      </w:tr>
+      <w:tr>
+        <w:tc>
+          <w:tcPr>
+            <w:tcW w:type="dxa" w:w="2268"/>
+            <w:shd w:val="clear" w:color="auto" w:fill="FFFFFF"/>
+            <w:tcBorders>
+              <w:top w:val="single" w:sz="4" w:space="0" w:color="000000"/>
+              <w:left w:val="single" w:sz="4" w:space="0" w:color="000000"/>
+              <w:bottom w:val="single" w:sz="4" w:space="0" w:color="000000"/>
+              <w:right w:val="single" w:sz="4" w:space="0" w:color="000000"/>
+            </w:tcBorders>
+            <w:vAlign w:val="center"/>
+          </w:tcPr>
+          <w:p>
+            <w:pPr>
+              <w:spacing w:before="40" w:after="40"/>
+              <w:jc w:val="left"/>
+            </w:pPr>
+            <w:r>
+              <w:rPr>
+                <w:rFonts w:ascii="Adani" w:hAnsi="Adani"/>
+                <w:b w:val="0"/>
+                <w:sz w:val="18"/>
+                <w:u w:val="none"/>
+              </w:rPr>
               <w:t>U40300GJ2015PLC082578</w:t>
             </w:r>
           </w:p>
@@ -6805,7 +6389,7 @@
                 <w:sz w:val="18"/>
                 <w:u w:val="none"/>
               </w:rPr>
-              <w:t>U40108GJ2018PLC102097</w:t>
+              <w:t>U40100GJ2015PLC083451</w:t>
             </w:r>
           </w:p>
         </w:tc>
@@ -6833,7 +6417,7 @@
                 <w:sz w:val="18"/>
                 <w:u w:val="none"/>
               </w:rPr>
-              <w:t>ADANI RENEWABLE ENERGY (KA) LIMITED</w:t>
+              <w:t>KAMUTHI RENEWABLE ENERGY LIMITED</w:t>
             </w:r>
           </w:p>
         </w:tc>
@@ -6889,7 +6473,7 @@
                 <w:sz w:val="18"/>
                 <w:u w:val="none"/>
               </w:rPr>
-              <w:t>01/05/2018</w:t>
+              <w:t>10/06/2019</w:t>
             </w:r>
           </w:p>
         </w:tc>
@@ -7236,120 +6820,6 @@
           </w:p>
         </w:tc>
       </w:tr>
-      <w:tr>
-        <w:tc>
-          <w:tcPr>
-            <w:tcW w:type="dxa" w:w="2268"/>
-            <w:shd w:val="clear" w:color="auto" w:fill="FFFFFF"/>
-            <w:tcBorders>
-              <w:top w:val="single" w:sz="4" w:space="0" w:color="000000"/>
-              <w:left w:val="single" w:sz="4" w:space="0" w:color="000000"/>
-              <w:bottom w:val="single" w:sz="4" w:space="0" w:color="000000"/>
-              <w:right w:val="single" w:sz="4" w:space="0" w:color="000000"/>
-            </w:tcBorders>
-            <w:vAlign w:val="center"/>
-          </w:tcPr>
-          <w:p>
-            <w:pPr>
-              <w:spacing w:before="40" w:after="40"/>
-              <w:jc w:val="left"/>
-            </w:pPr>
-            <w:r>
-              <w:rPr>
-                <w:rFonts w:ascii="Adani" w:hAnsi="Adani"/>
-                <w:b w:val="0"/>
-                <w:sz w:val="18"/>
-                <w:u w:val="none"/>
-              </w:rPr>
-              <w:t>U40100GJ2009PLC058171</w:t>
-            </w:r>
-          </w:p>
-        </w:tc>
-        <w:tc>
-          <w:tcPr>
-            <w:tcW w:type="dxa" w:w="4252"/>
-            <w:shd w:val="clear" w:color="auto" w:fill="FFFFFF"/>
-            <w:tcBorders>
-              <w:top w:val="single" w:sz="4" w:space="0" w:color="000000"/>
-              <w:left w:val="single" w:sz="4" w:space="0" w:color="000000"/>
-              <w:bottom w:val="single" w:sz="4" w:space="0" w:color="000000"/>
-              <w:right w:val="single" w:sz="4" w:space="0" w:color="000000"/>
-            </w:tcBorders>
-            <w:vAlign w:val="center"/>
-          </w:tcPr>
-          <w:p>
-            <w:pPr>
-              <w:spacing w:before="40" w:after="40"/>
-              <w:jc w:val="left"/>
-            </w:pPr>
-            <w:r>
-              <w:rPr>
-                <w:rFonts w:ascii="Adani" w:hAnsi="Adani"/>
-                <w:b w:val="0"/>
-                <w:sz w:val="18"/>
-                <w:u w:val="none"/>
-              </w:rPr>
-              <w:t>PENCH THERMAL ENERGY (MP) LIMITED</w:t>
-            </w:r>
-          </w:p>
-        </w:tc>
-        <w:tc>
-          <w:tcPr>
-            <w:tcW w:type="dxa" w:w="1587"/>
-            <w:shd w:val="clear" w:color="auto" w:fill="FFFFFF"/>
-            <w:tcBorders>
-              <w:top w:val="single" w:sz="4" w:space="0" w:color="000000"/>
-              <w:left w:val="single" w:sz="4" w:space="0" w:color="000000"/>
-              <w:bottom w:val="single" w:sz="4" w:space="0" w:color="000000"/>
-              <w:right w:val="single" w:sz="4" w:space="0" w:color="000000"/>
-            </w:tcBorders>
-            <w:vAlign w:val="center"/>
-          </w:tcPr>
-          <w:p>
-            <w:pPr>
-              <w:spacing w:before="40" w:after="40"/>
-              <w:jc w:val="left"/>
-            </w:pPr>
-            <w:r>
-              <w:rPr>
-                <w:rFonts w:ascii="Adani" w:hAnsi="Adani"/>
-                <w:b w:val="0"/>
-                <w:sz w:val="18"/>
-                <w:u w:val="none"/>
-              </w:rPr>
-              <w:t>Director</w:t>
-            </w:r>
-          </w:p>
-        </w:tc>
-        <w:tc>
-          <w:tcPr>
-            <w:tcW w:type="dxa" w:w="1304"/>
-            <w:shd w:val="clear" w:color="auto" w:fill="FFFFFF"/>
-            <w:tcBorders>
-              <w:top w:val="single" w:sz="4" w:space="0" w:color="000000"/>
-              <w:left w:val="single" w:sz="4" w:space="0" w:color="000000"/>
-              <w:bottom w:val="single" w:sz="4" w:space="0" w:color="000000"/>
-              <w:right w:val="single" w:sz="4" w:space="0" w:color="000000"/>
-            </w:tcBorders>
-            <w:vAlign w:val="center"/>
-          </w:tcPr>
-          <w:p>
-            <w:pPr>
-              <w:spacing w:before="40" w:after="40"/>
-              <w:jc w:val="left"/>
-            </w:pPr>
-            <w:r>
-              <w:rPr>
-                <w:rFonts w:ascii="Adani" w:hAnsi="Adani"/>
-                <w:b w:val="0"/>
-                <w:sz w:val="18"/>
-                <w:u w:val="none"/>
-              </w:rPr>
-              <w:t>14/05/2014</w:t>
-            </w:r>
-          </w:p>
-        </w:tc>
-      </w:tr>
     </w:tbl>
     <w:sectPr>
       <w:pgSz w:w="11906" w:h="16838"/>

--- a/Backend/Director_Disclosure/Output_Disclosures/2024-25/ADANI_RENEWABLE_ENERGY_FIFTY_TWO_LIMITED/MBP-1/MBP1_Abhilash_Mehta_06860221.docx
+++ b/Backend/Director_Disclosure/Output_Disclosures/2024-25/ADANI_RENEWABLE_ENERGY_FIFTY_TWO_LIMITED/MBP-1/MBP1_Abhilash_Mehta_06860221.docx
@@ -389,6 +389,148 @@
                 <w:sz w:val="18"/>
                 <w:u w:val="none"/>
               </w:rPr>
+              <w:t>ADANI RENEWABLE ENERGY SIX LIMITED</w:t>
+            </w:r>
+          </w:p>
+        </w:tc>
+        <w:tc>
+          <w:tcPr>
+            <w:tcW w:type="dxa" w:w="1814"/>
+            <w:shd w:val="clear" w:color="auto" w:fill="FFFFFF"/>
+            <w:tcBorders>
+              <w:top w:val="single" w:sz="4" w:space="0" w:color="000000"/>
+              <w:left w:val="single" w:sz="4" w:space="0" w:color="000000"/>
+              <w:bottom w:val="single" w:sz="4" w:space="0" w:color="000000"/>
+              <w:right w:val="single" w:sz="4" w:space="0" w:color="000000"/>
+            </w:tcBorders>
+            <w:vAlign w:val="center"/>
+          </w:tcPr>
+          <w:p>
+            <w:pPr>
+              <w:spacing w:before="40" w:after="40"/>
+              <w:jc w:val="left"/>
+            </w:pPr>
+            <w:r>
+              <w:rPr>
+                <w:rFonts w:ascii="Adani" w:hAnsi="Adani"/>
+                <w:b w:val="0"/>
+                <w:sz w:val="18"/>
+                <w:u w:val="none"/>
+              </w:rPr>
+              <w:t>Additional Director</w:t>
+            </w:r>
+          </w:p>
+        </w:tc>
+        <w:tc>
+          <w:tcPr>
+            <w:tcW w:type="dxa" w:w="1020"/>
+            <w:shd w:val="clear" w:color="auto" w:fill="FFFFFF"/>
+            <w:tcBorders>
+              <w:top w:val="single" w:sz="4" w:space="0" w:color="000000"/>
+              <w:left w:val="single" w:sz="4" w:space="0" w:color="000000"/>
+              <w:bottom w:val="single" w:sz="4" w:space="0" w:color="000000"/>
+              <w:right w:val="single" w:sz="4" w:space="0" w:color="000000"/>
+            </w:tcBorders>
+            <w:vAlign w:val="center"/>
+          </w:tcPr>
+          <w:p>
+            <w:pPr>
+              <w:spacing w:before="40" w:after="40"/>
+              <w:jc w:val="left"/>
+            </w:pPr>
+            <w:r>
+              <w:rPr>
+                <w:rFonts w:ascii="Adani" w:hAnsi="Adani"/>
+                <w:b w:val="0"/>
+                <w:sz w:val="18"/>
+                <w:u w:val="none"/>
+              </w:rPr>
+              <w:t>NIL</w:t>
+            </w:r>
+          </w:p>
+        </w:tc>
+        <w:tc>
+          <w:tcPr>
+            <w:tcW w:type="dxa" w:w="1247"/>
+            <w:shd w:val="clear" w:color="auto" w:fill="FFFFFF"/>
+            <w:tcBorders>
+              <w:top w:val="single" w:sz="4" w:space="0" w:color="000000"/>
+              <w:left w:val="single" w:sz="4" w:space="0" w:color="000000"/>
+              <w:bottom w:val="single" w:sz="4" w:space="0" w:color="000000"/>
+              <w:right w:val="single" w:sz="4" w:space="0" w:color="000000"/>
+            </w:tcBorders>
+            <w:vAlign w:val="center"/>
+          </w:tcPr>
+          <w:p>
+            <w:pPr>
+              <w:spacing w:before="40" w:after="40"/>
+              <w:jc w:val="left"/>
+            </w:pPr>
+            <w:r>
+              <w:rPr>
+                <w:rFonts w:ascii="Adani" w:hAnsi="Adani"/>
+                <w:b w:val="0"/>
+                <w:sz w:val="18"/>
+                <w:u w:val="none"/>
+              </w:rPr>
+              <w:t>23/03/2026</w:t>
+            </w:r>
+          </w:p>
+        </w:tc>
+      </w:tr>
+      <w:tr>
+        <w:tc>
+          <w:tcPr>
+            <w:tcW w:type="dxa" w:w="680"/>
+            <w:shd w:val="clear" w:color="auto" w:fill="FFFFFF"/>
+            <w:tcBorders>
+              <w:top w:val="single" w:sz="4" w:space="0" w:color="000000"/>
+              <w:left w:val="single" w:sz="4" w:space="0" w:color="000000"/>
+              <w:bottom w:val="single" w:sz="4" w:space="0" w:color="000000"/>
+              <w:right w:val="single" w:sz="4" w:space="0" w:color="000000"/>
+            </w:tcBorders>
+            <w:vAlign w:val="center"/>
+          </w:tcPr>
+          <w:p>
+            <w:pPr>
+              <w:spacing w:before="40" w:after="40"/>
+              <w:jc w:val="left"/>
+            </w:pPr>
+            <w:r>
+              <w:rPr>
+                <w:rFonts w:ascii="Adani" w:hAnsi="Adani"/>
+                <w:b w:val="0"/>
+                <w:sz w:val="18"/>
+                <w:u w:val="none"/>
+              </w:rPr>
+              <w:t>2</w:t>
+            </w:r>
+          </w:p>
+        </w:tc>
+        <w:tc>
+          <w:tcPr>
+            <w:tcW w:type="dxa" w:w="3969"/>
+            <w:shd w:val="clear" w:color="auto" w:fill="FFFFFF"/>
+            <w:tcBorders>
+              <w:top w:val="single" w:sz="4" w:space="0" w:color="000000"/>
+              <w:left w:val="single" w:sz="4" w:space="0" w:color="000000"/>
+              <w:bottom w:val="single" w:sz="4" w:space="0" w:color="000000"/>
+              <w:right w:val="single" w:sz="4" w:space="0" w:color="000000"/>
+            </w:tcBorders>
+            <w:vAlign w:val="center"/>
+          </w:tcPr>
+          <w:p>
+            <w:pPr>
+              <w:spacing w:before="40" w:after="40"/>
+              <w:jc w:val="left"/>
+            </w:pPr>
+            <w:r>
+              <w:rPr>
+                <w:rFonts w:ascii="Adani" w:hAnsi="Adani"/>
+                <w:b w:val="0"/>
+                <w:sz w:val="18"/>
+                <w:u w:val="none"/>
+              </w:rPr>
               <w:t>ADANI GREEN ENERGY TWENTY FOUR C LIMITED</w:t>
             </w:r>
           </w:p>
@@ -503,7 +645,7 @@
                 <w:sz w:val="18"/>
                 <w:u w:val="none"/>
               </w:rPr>
-              <w:t>2</w:t>
+              <w:t>3</w:t>
             </w:r>
           </w:p>
         </w:tc>
@@ -645,7 +787,7 @@
                 <w:sz w:val="18"/>
                 <w:u w:val="none"/>
               </w:rPr>
-              <w:t>3</w:t>
+              <w:t>4</w:t>
             </w:r>
           </w:p>
         </w:tc>
@@ -787,7 +929,7 @@
                 <w:sz w:val="18"/>
                 <w:u w:val="none"/>
               </w:rPr>
-              <w:t>4</w:t>
+              <w:t>5</w:t>
             </w:r>
           </w:p>
         </w:tc>
@@ -929,7 +1071,7 @@
                 <w:sz w:val="18"/>
                 <w:u w:val="none"/>
               </w:rPr>
-              <w:t>5</w:t>
+              <w:t>6</w:t>
             </w:r>
           </w:p>
         </w:tc>
@@ -1071,7 +1213,7 @@
                 <w:sz w:val="18"/>
                 <w:u w:val="none"/>
               </w:rPr>
-              <w:t>6</w:t>
+              <w:t>7</w:t>
             </w:r>
           </w:p>
         </w:tc>
@@ -1213,7 +1355,7 @@
                 <w:sz w:val="18"/>
                 <w:u w:val="none"/>
               </w:rPr>
-              <w:t>7</w:t>
+              <w:t>8</w:t>
             </w:r>
           </w:p>
         </w:tc>
@@ -1355,7 +1497,7 @@
                 <w:sz w:val="18"/>
                 <w:u w:val="none"/>
               </w:rPr>
-              <w:t>8</w:t>
+              <w:t>9</w:t>
             </w:r>
           </w:p>
         </w:tc>
@@ -1468,148 +1610,6 @@
                 <w:u w:val="none"/>
               </w:rPr>
               <w:t>06/08/2019</w:t>
-            </w:r>
-          </w:p>
-        </w:tc>
-      </w:tr>
-      <w:tr>
-        <w:tc>
-          <w:tcPr>
-            <w:tcW w:type="dxa" w:w="680"/>
-            <w:shd w:val="clear" w:color="auto" w:fill="FFFFFF"/>
-            <w:tcBorders>
-              <w:top w:val="single" w:sz="4" w:space="0" w:color="000000"/>
-              <w:left w:val="single" w:sz="4" w:space="0" w:color="000000"/>
-              <w:bottom w:val="single" w:sz="4" w:space="0" w:color="000000"/>
-              <w:right w:val="single" w:sz="4" w:space="0" w:color="000000"/>
-            </w:tcBorders>
-            <w:vAlign w:val="center"/>
-          </w:tcPr>
-          <w:p>
-            <w:pPr>
-              <w:spacing w:before="40" w:after="40"/>
-              <w:jc w:val="left"/>
-            </w:pPr>
-            <w:r>
-              <w:rPr>
-                <w:rFonts w:ascii="Adani" w:hAnsi="Adani"/>
-                <w:b w:val="0"/>
-                <w:sz w:val="18"/>
-                <w:u w:val="none"/>
-              </w:rPr>
-              <w:t>9</w:t>
-            </w:r>
-          </w:p>
-        </w:tc>
-        <w:tc>
-          <w:tcPr>
-            <w:tcW w:type="dxa" w:w="3969"/>
-            <w:shd w:val="clear" w:color="auto" w:fill="FFFFFF"/>
-            <w:tcBorders>
-              <w:top w:val="single" w:sz="4" w:space="0" w:color="000000"/>
-              <w:left w:val="single" w:sz="4" w:space="0" w:color="000000"/>
-              <w:bottom w:val="single" w:sz="4" w:space="0" w:color="000000"/>
-              <w:right w:val="single" w:sz="4" w:space="0" w:color="000000"/>
-            </w:tcBorders>
-            <w:vAlign w:val="center"/>
-          </w:tcPr>
-          <w:p>
-            <w:pPr>
-              <w:spacing w:before="40" w:after="40"/>
-              <w:jc w:val="left"/>
-            </w:pPr>
-            <w:r>
-              <w:rPr>
-                <w:rFonts w:ascii="Adani" w:hAnsi="Adani"/>
-                <w:b w:val="0"/>
-                <w:sz w:val="18"/>
-                <w:u w:val="none"/>
-              </w:rPr>
-              <w:t>RAMNAD RENEWABLE ENERGY LIMITED</w:t>
-            </w:r>
-          </w:p>
-        </w:tc>
-        <w:tc>
-          <w:tcPr>
-            <w:tcW w:type="dxa" w:w="1814"/>
-            <w:shd w:val="clear" w:color="auto" w:fill="FFFFFF"/>
-            <w:tcBorders>
-              <w:top w:val="single" w:sz="4" w:space="0" w:color="000000"/>
-              <w:left w:val="single" w:sz="4" w:space="0" w:color="000000"/>
-              <w:bottom w:val="single" w:sz="4" w:space="0" w:color="000000"/>
-              <w:right w:val="single" w:sz="4" w:space="0" w:color="000000"/>
-            </w:tcBorders>
-            <w:vAlign w:val="center"/>
-          </w:tcPr>
-          <w:p>
-            <w:pPr>
-              <w:spacing w:before="40" w:after="40"/>
-              <w:jc w:val="left"/>
-            </w:pPr>
-            <w:r>
-              <w:rPr>
-                <w:rFonts w:ascii="Adani" w:hAnsi="Adani"/>
-                <w:b w:val="0"/>
-                <w:sz w:val="18"/>
-                <w:u w:val="none"/>
-              </w:rPr>
-              <w:t>Director</w:t>
-            </w:r>
-          </w:p>
-        </w:tc>
-        <w:tc>
-          <w:tcPr>
-            <w:tcW w:type="dxa" w:w="1020"/>
-            <w:shd w:val="clear" w:color="auto" w:fill="FFFFFF"/>
-            <w:tcBorders>
-              <w:top w:val="single" w:sz="4" w:space="0" w:color="000000"/>
-              <w:left w:val="single" w:sz="4" w:space="0" w:color="000000"/>
-              <w:bottom w:val="single" w:sz="4" w:space="0" w:color="000000"/>
-              <w:right w:val="single" w:sz="4" w:space="0" w:color="000000"/>
-            </w:tcBorders>
-            <w:vAlign w:val="center"/>
-          </w:tcPr>
-          <w:p>
-            <w:pPr>
-              <w:spacing w:before="40" w:after="40"/>
-              <w:jc w:val="left"/>
-            </w:pPr>
-            <w:r>
-              <w:rPr>
-                <w:rFonts w:ascii="Adani" w:hAnsi="Adani"/>
-                <w:b w:val="0"/>
-                <w:sz w:val="18"/>
-                <w:u w:val="none"/>
-              </w:rPr>
-              <w:t>NIL</w:t>
-            </w:r>
-          </w:p>
-        </w:tc>
-        <w:tc>
-          <w:tcPr>
-            <w:tcW w:type="dxa" w:w="1247"/>
-            <w:shd w:val="clear" w:color="auto" w:fill="FFFFFF"/>
-            <w:tcBorders>
-              <w:top w:val="single" w:sz="4" w:space="0" w:color="000000"/>
-              <w:left w:val="single" w:sz="4" w:space="0" w:color="000000"/>
-              <w:bottom w:val="single" w:sz="4" w:space="0" w:color="000000"/>
-              <w:right w:val="single" w:sz="4" w:space="0" w:color="000000"/>
-            </w:tcBorders>
-            <w:vAlign w:val="center"/>
-          </w:tcPr>
-          <w:p>
-            <w:pPr>
-              <w:spacing w:before="40" w:after="40"/>
-              <w:jc w:val="left"/>
-            </w:pPr>
-            <w:r>
-              <w:rPr>
-                <w:rFonts w:ascii="Adani" w:hAnsi="Adani"/>
-                <w:b w:val="0"/>
-                <w:sz w:val="18"/>
-                <w:u w:val="none"/>
-              </w:rPr>
-              <w:t>10/06/2019</w:t>
             </w:r>
           </w:p>
         </w:tc>
@@ -1809,7 +1809,7 @@
                 <w:sz w:val="18"/>
                 <w:u w:val="none"/>
               </w:rPr>
-              <w:t>KAMUTHI RENEWABLE ENERGY LIMITED</w:t>
+              <w:t>RAMNAD RENEWABLE ENERGY LIMITED</w:t>
             </w:r>
           </w:p>
         </w:tc>
@@ -1951,6 +1951,148 @@
                 <w:sz w:val="18"/>
                 <w:u w:val="none"/>
               </w:rPr>
+              <w:t>KAMUTHI RENEWABLE ENERGY LIMITED</w:t>
+            </w:r>
+          </w:p>
+        </w:tc>
+        <w:tc>
+          <w:tcPr>
+            <w:tcW w:type="dxa" w:w="1814"/>
+            <w:shd w:val="clear" w:color="auto" w:fill="FFFFFF"/>
+            <w:tcBorders>
+              <w:top w:val="single" w:sz="4" w:space="0" w:color="000000"/>
+              <w:left w:val="single" w:sz="4" w:space="0" w:color="000000"/>
+              <w:bottom w:val="single" w:sz="4" w:space="0" w:color="000000"/>
+              <w:right w:val="single" w:sz="4" w:space="0" w:color="000000"/>
+            </w:tcBorders>
+            <w:vAlign w:val="center"/>
+          </w:tcPr>
+          <w:p>
+            <w:pPr>
+              <w:spacing w:before="40" w:after="40"/>
+              <w:jc w:val="left"/>
+            </w:pPr>
+            <w:r>
+              <w:rPr>
+                <w:rFonts w:ascii="Adani" w:hAnsi="Adani"/>
+                <w:b w:val="0"/>
+                <w:sz w:val="18"/>
+                <w:u w:val="none"/>
+              </w:rPr>
+              <w:t>Director</w:t>
+            </w:r>
+          </w:p>
+        </w:tc>
+        <w:tc>
+          <w:tcPr>
+            <w:tcW w:type="dxa" w:w="1020"/>
+            <w:shd w:val="clear" w:color="auto" w:fill="FFFFFF"/>
+            <w:tcBorders>
+              <w:top w:val="single" w:sz="4" w:space="0" w:color="000000"/>
+              <w:left w:val="single" w:sz="4" w:space="0" w:color="000000"/>
+              <w:bottom w:val="single" w:sz="4" w:space="0" w:color="000000"/>
+              <w:right w:val="single" w:sz="4" w:space="0" w:color="000000"/>
+            </w:tcBorders>
+            <w:vAlign w:val="center"/>
+          </w:tcPr>
+          <w:p>
+            <w:pPr>
+              <w:spacing w:before="40" w:after="40"/>
+              <w:jc w:val="left"/>
+            </w:pPr>
+            <w:r>
+              <w:rPr>
+                <w:rFonts w:ascii="Adani" w:hAnsi="Adani"/>
+                <w:b w:val="0"/>
+                <w:sz w:val="18"/>
+                <w:u w:val="none"/>
+              </w:rPr>
+              <w:t>NIL</w:t>
+            </w:r>
+          </w:p>
+        </w:tc>
+        <w:tc>
+          <w:tcPr>
+            <w:tcW w:type="dxa" w:w="1247"/>
+            <w:shd w:val="clear" w:color="auto" w:fill="FFFFFF"/>
+            <w:tcBorders>
+              <w:top w:val="single" w:sz="4" w:space="0" w:color="000000"/>
+              <w:left w:val="single" w:sz="4" w:space="0" w:color="000000"/>
+              <w:bottom w:val="single" w:sz="4" w:space="0" w:color="000000"/>
+              <w:right w:val="single" w:sz="4" w:space="0" w:color="000000"/>
+            </w:tcBorders>
+            <w:vAlign w:val="center"/>
+          </w:tcPr>
+          <w:p>
+            <w:pPr>
+              <w:spacing w:before="40" w:after="40"/>
+              <w:jc w:val="left"/>
+            </w:pPr>
+            <w:r>
+              <w:rPr>
+                <w:rFonts w:ascii="Adani" w:hAnsi="Adani"/>
+                <w:b w:val="0"/>
+                <w:sz w:val="18"/>
+                <w:u w:val="none"/>
+              </w:rPr>
+              <w:t>10/06/2019</w:t>
+            </w:r>
+          </w:p>
+        </w:tc>
+      </w:tr>
+      <w:tr>
+        <w:tc>
+          <w:tcPr>
+            <w:tcW w:type="dxa" w:w="680"/>
+            <w:shd w:val="clear" w:color="auto" w:fill="FFFFFF"/>
+            <w:tcBorders>
+              <w:top w:val="single" w:sz="4" w:space="0" w:color="000000"/>
+              <w:left w:val="single" w:sz="4" w:space="0" w:color="000000"/>
+              <w:bottom w:val="single" w:sz="4" w:space="0" w:color="000000"/>
+              <w:right w:val="single" w:sz="4" w:space="0" w:color="000000"/>
+            </w:tcBorders>
+            <w:vAlign w:val="center"/>
+          </w:tcPr>
+          <w:p>
+            <w:pPr>
+              <w:spacing w:before="40" w:after="40"/>
+              <w:jc w:val="left"/>
+            </w:pPr>
+            <w:r>
+              <w:rPr>
+                <w:rFonts w:ascii="Adani" w:hAnsi="Adani"/>
+                <w:b w:val="0"/>
+                <w:sz w:val="18"/>
+                <w:u w:val="none"/>
+              </w:rPr>
+              <w:t>13</w:t>
+            </w:r>
+          </w:p>
+        </w:tc>
+        <w:tc>
+          <w:tcPr>
+            <w:tcW w:type="dxa" w:w="3969"/>
+            <w:shd w:val="clear" w:color="auto" w:fill="FFFFFF"/>
+            <w:tcBorders>
+              <w:top w:val="single" w:sz="4" w:space="0" w:color="000000"/>
+              <w:left w:val="single" w:sz="4" w:space="0" w:color="000000"/>
+              <w:bottom w:val="single" w:sz="4" w:space="0" w:color="000000"/>
+              <w:right w:val="single" w:sz="4" w:space="0" w:color="000000"/>
+            </w:tcBorders>
+            <w:vAlign w:val="center"/>
+          </w:tcPr>
+          <w:p>
+            <w:pPr>
+              <w:spacing w:before="40" w:after="40"/>
+              <w:jc w:val="left"/>
+            </w:pPr>
+            <w:r>
+              <w:rPr>
+                <w:rFonts w:ascii="Adani" w:hAnsi="Adani"/>
+                <w:b w:val="0"/>
+                <w:sz w:val="18"/>
+                <w:u w:val="none"/>
+              </w:rPr>
               <w:t>WARDHA SOLAR (MAHARASHTRA) LIMITED</w:t>
             </w:r>
           </w:p>
@@ -2065,7 +2207,7 @@
                 <w:sz w:val="18"/>
                 <w:u w:val="none"/>
               </w:rPr>
-              <w:t>13</w:t>
+              <w:t>14</w:t>
             </w:r>
           </w:p>
         </w:tc>
@@ -2207,7 +2349,7 @@
                 <w:sz w:val="18"/>
                 <w:u w:val="none"/>
               </w:rPr>
-              <w:t>14</w:t>
+              <w:t>15</w:t>
             </w:r>
           </w:p>
         </w:tc>
@@ -2556,7 +2698,7 @@
                 <w:sz w:val="18"/>
                 <w:u w:val="none"/>
               </w:rPr>
-              <w:t>Date:   15th May, 2026</w:t>
+              <w:t>Date:   29th May, 2026</w:t>
             </w:r>
           </w:p>
         </w:tc>
@@ -3593,7 +3735,7 @@
                 <w:sz w:val="18"/>
                 <w:u w:val="none"/>
               </w:rPr>
-              <w:t>Date:   15th May, 2026</w:t>
+              <w:t>Date:   29th May, 2026</w:t>
             </w:r>
           </w:p>
         </w:tc>
@@ -3754,7 +3896,7 @@
           <w:sz w:val="20"/>
           <w:u w:val="none"/>
         </w:rPr>
-        <w:t>15th May, 2026</w:t>
+        <w:t>29th May, 2026</w:t>
       </w:r>
     </w:p>
     <w:p>
@@ -3785,6 +3927,21 @@
           <w:u w:val="none"/>
         </w:rPr>
         <w:t>The Board of Directors of</w:t>
+      </w:r>
+    </w:p>
+    <w:p>
+      <w:pPr>
+        <w:spacing w:before="0" w:after="20"/>
+        <w:jc w:val="left"/>
+      </w:pPr>
+      <w:r>
+        <w:rPr>
+          <w:rFonts w:ascii="Adani" w:hAnsi="Adani"/>
+          <w:b/>
+          <w:sz w:val="20"/>
+          <w:u w:val="none"/>
+        </w:rPr>
+        <w:t>ADANI RENEWABLE ENERGY SIX LIMITED</w:t>
       </w:r>
     </w:p>
     <w:p>
@@ -3919,7 +4076,7 @@
           <w:sz w:val="20"/>
           <w:u w:val="none"/>
         </w:rPr>
-        <w:t>RAMNAD RENEWABLE ENERGY LIMITED</w:t>
+        <w:t>ADANI GREEN ENERGY (TAMILNADU) LIMITED</w:t>
       </w:r>
     </w:p>
     <w:p>
@@ -3934,7 +4091,7 @@
           <w:sz w:val="20"/>
           <w:u w:val="none"/>
         </w:rPr>
-        <w:t>ADANI GREEN ENERGY (TAMILNADU) LIMITED</w:t>
+        <w:t>RAMNAD RENEWABLE ENERGY LIMITED</w:t>
       </w:r>
     </w:p>
     <w:p>
@@ -4041,6 +4198,21 @@
           <w:u w:val="none"/>
         </w:rPr>
         <w:t>(A) Public Limited Companies:</w:t>
+      </w:r>
+    </w:p>
+    <w:p>
+      <w:pPr>
+        <w:spacing w:before="0" w:after="20"/>
+        <w:jc w:val="left"/>
+      </w:pPr>
+      <w:r>
+        <w:rPr>
+          <w:rFonts w:ascii="Adani" w:hAnsi="Adani"/>
+          <w:b w:val="0"/>
+          <w:sz w:val="20"/>
+          <w:u w:val="none"/>
+        </w:rPr>
+        <w:t>ADANI RENEWABLE ENERGY SIX LIMITED</w:t>
       </w:r>
     </w:p>
     <w:p>
@@ -4175,7 +4347,7 @@
           <w:sz w:val="20"/>
           <w:u w:val="none"/>
         </w:rPr>
-        <w:t>RAMNAD RENEWABLE ENERGY LIMITED</w:t>
+        <w:t>ADANI GREEN ENERGY (TAMILNADU) LIMITED</w:t>
       </w:r>
     </w:p>
     <w:p>
@@ -4190,7 +4362,7 @@
           <w:sz w:val="20"/>
           <w:u w:val="none"/>
         </w:rPr>
-        <w:t>ADANI GREEN ENERGY (TAMILNADU) LIMITED</w:t>
+        <w:t>RAMNAD RENEWABLE ENERGY LIMITED</w:t>
       </w:r>
     </w:p>
     <w:p>
@@ -5076,7 +5248,7 @@
                 <w:sz w:val="18"/>
                 <w:u w:val="none"/>
               </w:rPr>
-              <w:t>14</w:t>
+              <w:t>15</w:t>
             </w:r>
           </w:p>
         </w:tc>
@@ -5220,6 +5392,120 @@
                 <w:u w:val="none"/>
               </w:rPr>
               <w:t>Appointment Date</w:t>
+            </w:r>
+          </w:p>
+        </w:tc>
+      </w:tr>
+      <w:tr>
+        <w:tc>
+          <w:tcPr>
+            <w:tcW w:type="dxa" w:w="2268"/>
+            <w:shd w:val="clear" w:color="auto" w:fill="FFFFFF"/>
+            <w:tcBorders>
+              <w:top w:val="single" w:sz="4" w:space="0" w:color="000000"/>
+              <w:left w:val="single" w:sz="4" w:space="0" w:color="000000"/>
+              <w:bottom w:val="single" w:sz="4" w:space="0" w:color="000000"/>
+              <w:right w:val="single" w:sz="4" w:space="0" w:color="000000"/>
+            </w:tcBorders>
+            <w:vAlign w:val="center"/>
+          </w:tcPr>
+          <w:p>
+            <w:pPr>
+              <w:spacing w:before="40" w:after="40"/>
+              <w:jc w:val="left"/>
+            </w:pPr>
+            <w:r>
+              <w:rPr>
+                <w:rFonts w:ascii="Adani" w:hAnsi="Adani"/>
+                <w:b w:val="0"/>
+                <w:sz w:val="18"/>
+                <w:u w:val="none"/>
+              </w:rPr>
+              <w:t>U40106GJ2021PLC120852</w:t>
+            </w:r>
+          </w:p>
+        </w:tc>
+        <w:tc>
+          <w:tcPr>
+            <w:tcW w:type="dxa" w:w="4252"/>
+            <w:shd w:val="clear" w:color="auto" w:fill="FFFFFF"/>
+            <w:tcBorders>
+              <w:top w:val="single" w:sz="4" w:space="0" w:color="000000"/>
+              <w:left w:val="single" w:sz="4" w:space="0" w:color="000000"/>
+              <w:bottom w:val="single" w:sz="4" w:space="0" w:color="000000"/>
+              <w:right w:val="single" w:sz="4" w:space="0" w:color="000000"/>
+            </w:tcBorders>
+            <w:vAlign w:val="center"/>
+          </w:tcPr>
+          <w:p>
+            <w:pPr>
+              <w:spacing w:before="40" w:after="40"/>
+              <w:jc w:val="left"/>
+            </w:pPr>
+            <w:r>
+              <w:rPr>
+                <w:rFonts w:ascii="Adani" w:hAnsi="Adani"/>
+                <w:b w:val="0"/>
+                <w:sz w:val="18"/>
+                <w:u w:val="none"/>
+              </w:rPr>
+              <w:t>ADANI RENEWABLE ENERGY SIX LIMITED</w:t>
+            </w:r>
+          </w:p>
+        </w:tc>
+        <w:tc>
+          <w:tcPr>
+            <w:tcW w:type="dxa" w:w="1587"/>
+            <w:shd w:val="clear" w:color="auto" w:fill="FFFFFF"/>
+            <w:tcBorders>
+              <w:top w:val="single" w:sz="4" w:space="0" w:color="000000"/>
+              <w:left w:val="single" w:sz="4" w:space="0" w:color="000000"/>
+              <w:bottom w:val="single" w:sz="4" w:space="0" w:color="000000"/>
+              <w:right w:val="single" w:sz="4" w:space="0" w:color="000000"/>
+            </w:tcBorders>
+            <w:vAlign w:val="center"/>
+          </w:tcPr>
+          <w:p>
+            <w:pPr>
+              <w:spacing w:before="40" w:after="40"/>
+              <w:jc w:val="left"/>
+            </w:pPr>
+            <w:r>
+              <w:rPr>
+                <w:rFonts w:ascii="Adani" w:hAnsi="Adani"/>
+                <w:b w:val="0"/>
+                <w:sz w:val="18"/>
+                <w:u w:val="none"/>
+              </w:rPr>
+              <w:t>Additional Director</w:t>
+            </w:r>
+          </w:p>
+        </w:tc>
+        <w:tc>
+          <w:tcPr>
+            <w:tcW w:type="dxa" w:w="1304"/>
+            <w:shd w:val="clear" w:color="auto" w:fill="FFFFFF"/>
+            <w:tcBorders>
+              <w:top w:val="single" w:sz="4" w:space="0" w:color="000000"/>
+              <w:left w:val="single" w:sz="4" w:space="0" w:color="000000"/>
+              <w:bottom w:val="single" w:sz="4" w:space="0" w:color="000000"/>
+              <w:right w:val="single" w:sz="4" w:space="0" w:color="000000"/>
+            </w:tcBorders>
+            <w:vAlign w:val="center"/>
+          </w:tcPr>
+          <w:p>
+            <w:pPr>
+              <w:spacing w:before="40" w:after="40"/>
+              <w:jc w:val="left"/>
+            </w:pPr>
+            <w:r>
+              <w:rPr>
+                <w:rFonts w:ascii="Adani" w:hAnsi="Adani"/>
+                <w:b w:val="0"/>
+                <w:sz w:val="18"/>
+                <w:u w:val="none"/>
+              </w:rPr>
+              <w:t>23/03/2026</w:t>
             </w:r>
           </w:p>
         </w:tc>
@@ -6161,7 +6447,7 @@
                 <w:sz w:val="18"/>
                 <w:u w:val="none"/>
               </w:rPr>
-              <w:t>U40300GJ2015PLC083427</w:t>
+              <w:t>U40300GJ2015PLC082578</w:t>
             </w:r>
           </w:p>
         </w:tc>
@@ -6189,7 +6475,7 @@
                 <w:sz w:val="18"/>
                 <w:u w:val="none"/>
               </w:rPr>
-              <w:t>RAMNAD RENEWABLE ENERGY LIMITED</w:t>
+              <w:t>ADANI GREEN ENERGY (TAMILNADU) LIMITED</w:t>
             </w:r>
           </w:p>
         </w:tc>
@@ -6275,7 +6561,7 @@
                 <w:sz w:val="18"/>
                 <w:u w:val="none"/>
               </w:rPr>
-              <w:t>U40300GJ2015PLC082578</w:t>
+              <w:t>U40300GJ2015PLC083427</w:t>
             </w:r>
           </w:p>
         </w:tc>
@@ -6303,7 +6589,7 @@
                 <w:sz w:val="18"/>
                 <w:u w:val="none"/>
               </w:rPr>
-              <w:t>ADANI GREEN ENERGY (TAMILNADU) LIMITED</w:t>
+              <w:t>RAMNAD RENEWABLE ENERGY LIMITED</w:t>
             </w:r>
           </w:p>
         </w:tc>

--- a/Backend/Director_Disclosure/Output_Disclosures/2024-25/ADANI_RENEWABLE_ENERGY_FIFTY_TWO_LIMITED/MBP-1/MBP1_Abhilash_Mehta_06860221.docx
+++ b/Backend/Director_Disclosure/Output_Disclosures/2024-25/ADANI_RENEWABLE_ENERGY_FIFTY_TWO_LIMITED/MBP-1/MBP1_Abhilash_Mehta_06860221.docx
@@ -673,7 +673,7 @@
                 <w:sz w:val="18"/>
                 <w:u w:val="none"/>
               </w:rPr>
-              <w:t>ADANI RENEWABLE ENERGY FIFTY TWO LIMITED</w:t>
+              <w:t>ADANI RENEWABLE ENERGY FIFTY FOUR LIMITED</w:t>
             </w:r>
           </w:p>
         </w:tc>
@@ -815,7 +815,7 @@
                 <w:sz w:val="18"/>
                 <w:u w:val="none"/>
               </w:rPr>
-              <w:t>ADANI RENEWABLE ENERGY FIFTY FOUR LIMITED</w:t>
+              <w:t>ADANI RENEWABLE ENERGY FIFTY TWO LIMITED</w:t>
             </w:r>
           </w:p>
         </w:tc>
@@ -985,7 +985,7 @@
                 <w:sz w:val="18"/>
                 <w:u w:val="none"/>
               </w:rPr>
-              <w:t>Additional Director</w:t>
+              <w:t>Director</w:t>
             </w:r>
           </w:p>
         </w:tc>
@@ -1041,7 +1041,7 @@
                 <w:sz w:val="18"/>
                 <w:u w:val="none"/>
               </w:rPr>
-              <w:t>05/05/2025</w:t>
+              <w:t>21/06/2025</w:t>
             </w:r>
           </w:p>
         </w:tc>
@@ -1099,7 +1099,7 @@
                 <w:sz w:val="18"/>
                 <w:u w:val="none"/>
               </w:rPr>
-              <w:t>ADANI GREEN ENERGY THIRTY TWO LIMITED</w:t>
+              <w:t>ADIMAHESH SEVA FOUNDATION</w:t>
             </w:r>
           </w:p>
         </w:tc>
@@ -1127,7 +1127,7 @@
                 <w:sz w:val="18"/>
                 <w:u w:val="none"/>
               </w:rPr>
-              <w:t>Additional Director</w:t>
+              <w:t>Director</w:t>
             </w:r>
           </w:p>
         </w:tc>
@@ -1183,7 +1183,7 @@
                 <w:sz w:val="18"/>
                 <w:u w:val="none"/>
               </w:rPr>
-              <w:t>04/03/2024</w:t>
+              <w:t>27/09/2024</w:t>
             </w:r>
           </w:p>
         </w:tc>
@@ -1241,7 +1241,7 @@
                 <w:sz w:val="18"/>
                 <w:u w:val="none"/>
               </w:rPr>
-              <w:t>ADIMAHESH SEVA FOUNDATION</w:t>
+              <w:t>ADANI GREEN ENERGY THIRTY TWO LIMITED</w:t>
             </w:r>
           </w:p>
         </w:tc>
@@ -1269,7 +1269,7 @@
                 <w:sz w:val="18"/>
                 <w:u w:val="none"/>
               </w:rPr>
-              <w:t>Additional Director</w:t>
+              <w:t>Director</w:t>
             </w:r>
           </w:p>
         </w:tc>
@@ -1325,7 +1325,7 @@
                 <w:sz w:val="18"/>
                 <w:u w:val="none"/>
               </w:rPr>
-              <w:t>17/08/2023</w:t>
+              <w:t>20/06/2024</w:t>
             </w:r>
           </w:p>
         </w:tc>
@@ -1356,6 +1356,148 @@
                 <w:u w:val="none"/>
               </w:rPr>
               <w:t>8</w:t>
+            </w:r>
+          </w:p>
+        </w:tc>
+        <w:tc>
+          <w:tcPr>
+            <w:tcW w:type="dxa" w:w="3969"/>
+            <w:shd w:val="clear" w:color="auto" w:fill="FFFFFF"/>
+            <w:tcBorders>
+              <w:top w:val="single" w:sz="4" w:space="0" w:color="000000"/>
+              <w:left w:val="single" w:sz="4" w:space="0" w:color="000000"/>
+              <w:bottom w:val="single" w:sz="4" w:space="0" w:color="000000"/>
+              <w:right w:val="single" w:sz="4" w:space="0" w:color="000000"/>
+            </w:tcBorders>
+            <w:vAlign w:val="center"/>
+          </w:tcPr>
+          <w:p>
+            <w:pPr>
+              <w:spacing w:before="40" w:after="40"/>
+              <w:jc w:val="left"/>
+            </w:pPr>
+            <w:r>
+              <w:rPr>
+                <w:rFonts w:ascii="Adani" w:hAnsi="Adani"/>
+                <w:b w:val="0"/>
+                <w:sz w:val="18"/>
+                <w:u w:val="none"/>
+              </w:rPr>
+              <w:t>ADANI RENEWABLE ENERGY HOLDING TWO LIMITED</w:t>
+            </w:r>
+          </w:p>
+        </w:tc>
+        <w:tc>
+          <w:tcPr>
+            <w:tcW w:type="dxa" w:w="1814"/>
+            <w:shd w:val="clear" w:color="auto" w:fill="FFFFFF"/>
+            <w:tcBorders>
+              <w:top w:val="single" w:sz="4" w:space="0" w:color="000000"/>
+              <w:left w:val="single" w:sz="4" w:space="0" w:color="000000"/>
+              <w:bottom w:val="single" w:sz="4" w:space="0" w:color="000000"/>
+              <w:right w:val="single" w:sz="4" w:space="0" w:color="000000"/>
+            </w:tcBorders>
+            <w:vAlign w:val="center"/>
+          </w:tcPr>
+          <w:p>
+            <w:pPr>
+              <w:spacing w:before="40" w:after="40"/>
+              <w:jc w:val="left"/>
+            </w:pPr>
+            <w:r>
+              <w:rPr>
+                <w:rFonts w:ascii="Adani" w:hAnsi="Adani"/>
+                <w:b w:val="0"/>
+                <w:sz w:val="18"/>
+                <w:u w:val="none"/>
+              </w:rPr>
+              <w:t>Director</w:t>
+            </w:r>
+          </w:p>
+        </w:tc>
+        <w:tc>
+          <w:tcPr>
+            <w:tcW w:type="dxa" w:w="1020"/>
+            <w:shd w:val="clear" w:color="auto" w:fill="FFFFFF"/>
+            <w:tcBorders>
+              <w:top w:val="single" w:sz="4" w:space="0" w:color="000000"/>
+              <w:left w:val="single" w:sz="4" w:space="0" w:color="000000"/>
+              <w:bottom w:val="single" w:sz="4" w:space="0" w:color="000000"/>
+              <w:right w:val="single" w:sz="4" w:space="0" w:color="000000"/>
+            </w:tcBorders>
+            <w:vAlign w:val="center"/>
+          </w:tcPr>
+          <w:p>
+            <w:pPr>
+              <w:spacing w:before="40" w:after="40"/>
+              <w:jc w:val="left"/>
+            </w:pPr>
+            <w:r>
+              <w:rPr>
+                <w:rFonts w:ascii="Adani" w:hAnsi="Adani"/>
+                <w:b w:val="0"/>
+                <w:sz w:val="18"/>
+                <w:u w:val="none"/>
+              </w:rPr>
+              <w:t>NIL</w:t>
+            </w:r>
+          </w:p>
+        </w:tc>
+        <w:tc>
+          <w:tcPr>
+            <w:tcW w:type="dxa" w:w="1247"/>
+            <w:shd w:val="clear" w:color="auto" w:fill="FFFFFF"/>
+            <w:tcBorders>
+              <w:top w:val="single" w:sz="4" w:space="0" w:color="000000"/>
+              <w:left w:val="single" w:sz="4" w:space="0" w:color="000000"/>
+              <w:bottom w:val="single" w:sz="4" w:space="0" w:color="000000"/>
+              <w:right w:val="single" w:sz="4" w:space="0" w:color="000000"/>
+            </w:tcBorders>
+            <w:vAlign w:val="center"/>
+          </w:tcPr>
+          <w:p>
+            <w:pPr>
+              <w:spacing w:before="40" w:after="40"/>
+              <w:jc w:val="left"/>
+            </w:pPr>
+            <w:r>
+              <w:rPr>
+                <w:rFonts w:ascii="Adani" w:hAnsi="Adani"/>
+                <w:b w:val="0"/>
+                <w:sz w:val="18"/>
+                <w:u w:val="none"/>
+              </w:rPr>
+              <w:t>23/06/2020</w:t>
+            </w:r>
+          </w:p>
+        </w:tc>
+      </w:tr>
+      <w:tr>
+        <w:tc>
+          <w:tcPr>
+            <w:tcW w:type="dxa" w:w="680"/>
+            <w:shd w:val="clear" w:color="auto" w:fill="FFFFFF"/>
+            <w:tcBorders>
+              <w:top w:val="single" w:sz="4" w:space="0" w:color="000000"/>
+              <w:left w:val="single" w:sz="4" w:space="0" w:color="000000"/>
+              <w:bottom w:val="single" w:sz="4" w:space="0" w:color="000000"/>
+              <w:right w:val="single" w:sz="4" w:space="0" w:color="000000"/>
+            </w:tcBorders>
+            <w:vAlign w:val="center"/>
+          </w:tcPr>
+          <w:p>
+            <w:pPr>
+              <w:spacing w:before="40" w:after="40"/>
+              <w:jc w:val="left"/>
+            </w:pPr>
+            <w:r>
+              <w:rPr>
+                <w:rFonts w:ascii="Adani" w:hAnsi="Adani"/>
+                <w:b w:val="0"/>
+                <w:sz w:val="18"/>
+                <w:u w:val="none"/>
+              </w:rPr>
+              <w:t>9</w:t>
             </w:r>
           </w:p>
         </w:tc>
@@ -1497,7 +1639,7 @@
                 <w:sz w:val="18"/>
                 <w:u w:val="none"/>
               </w:rPr>
-              <w:t>9</w:t>
+              <w:t>10</w:t>
             </w:r>
           </w:p>
         </w:tc>
@@ -1525,7 +1667,7 @@
                 <w:sz w:val="18"/>
                 <w:u w:val="none"/>
               </w:rPr>
-              <w:t>ADANI RENEWABLE ENERGY HOLDING TWO LIMITED</w:t>
+              <w:t>WARDHA SOLAR (MAHARASHTRA) LIMITED</w:t>
             </w:r>
           </w:p>
         </w:tc>
@@ -1553,7 +1695,7 @@
                 <w:sz w:val="18"/>
                 <w:u w:val="none"/>
               </w:rPr>
-              <w:t>Additional Director</w:t>
+              <w:t>Whole-time director</w:t>
             </w:r>
           </w:p>
         </w:tc>
@@ -1609,149 +1751,7 @@
                 <w:sz w:val="18"/>
                 <w:u w:val="none"/>
               </w:rPr>
-              <w:t>06/08/2019</w:t>
-            </w:r>
-          </w:p>
-        </w:tc>
-      </w:tr>
-      <w:tr>
-        <w:tc>
-          <w:tcPr>
-            <w:tcW w:type="dxa" w:w="680"/>
-            <w:shd w:val="clear" w:color="auto" w:fill="FFFFFF"/>
-            <w:tcBorders>
-              <w:top w:val="single" w:sz="4" w:space="0" w:color="000000"/>
-              <w:left w:val="single" w:sz="4" w:space="0" w:color="000000"/>
-              <w:bottom w:val="single" w:sz="4" w:space="0" w:color="000000"/>
-              <w:right w:val="single" w:sz="4" w:space="0" w:color="000000"/>
-            </w:tcBorders>
-            <w:vAlign w:val="center"/>
-          </w:tcPr>
-          <w:p>
-            <w:pPr>
-              <w:spacing w:before="40" w:after="40"/>
-              <w:jc w:val="left"/>
-            </w:pPr>
-            <w:r>
-              <w:rPr>
-                <w:rFonts w:ascii="Adani" w:hAnsi="Adani"/>
-                <w:b w:val="0"/>
-                <w:sz w:val="18"/>
-                <w:u w:val="none"/>
-              </w:rPr>
-              <w:t>10</w:t>
-            </w:r>
-          </w:p>
-        </w:tc>
-        <w:tc>
-          <w:tcPr>
-            <w:tcW w:type="dxa" w:w="3969"/>
-            <w:shd w:val="clear" w:color="auto" w:fill="FFFFFF"/>
-            <w:tcBorders>
-              <w:top w:val="single" w:sz="4" w:space="0" w:color="000000"/>
-              <w:left w:val="single" w:sz="4" w:space="0" w:color="000000"/>
-              <w:bottom w:val="single" w:sz="4" w:space="0" w:color="000000"/>
-              <w:right w:val="single" w:sz="4" w:space="0" w:color="000000"/>
-            </w:tcBorders>
-            <w:vAlign w:val="center"/>
-          </w:tcPr>
-          <w:p>
-            <w:pPr>
-              <w:spacing w:before="40" w:after="40"/>
-              <w:jc w:val="left"/>
-            </w:pPr>
-            <w:r>
-              <w:rPr>
-                <w:rFonts w:ascii="Adani" w:hAnsi="Adani"/>
-                <w:b w:val="0"/>
-                <w:sz w:val="18"/>
-                <w:u w:val="none"/>
-              </w:rPr>
-              <w:t>ADANI GREEN ENERGY (TAMILNADU) LIMITED</w:t>
-            </w:r>
-          </w:p>
-        </w:tc>
-        <w:tc>
-          <w:tcPr>
-            <w:tcW w:type="dxa" w:w="1814"/>
-            <w:shd w:val="clear" w:color="auto" w:fill="FFFFFF"/>
-            <w:tcBorders>
-              <w:top w:val="single" w:sz="4" w:space="0" w:color="000000"/>
-              <w:left w:val="single" w:sz="4" w:space="0" w:color="000000"/>
-              <w:bottom w:val="single" w:sz="4" w:space="0" w:color="000000"/>
-              <w:right w:val="single" w:sz="4" w:space="0" w:color="000000"/>
-            </w:tcBorders>
-            <w:vAlign w:val="center"/>
-          </w:tcPr>
-          <w:p>
-            <w:pPr>
-              <w:spacing w:before="40" w:after="40"/>
-              <w:jc w:val="left"/>
-            </w:pPr>
-            <w:r>
-              <w:rPr>
-                <w:rFonts w:ascii="Adani" w:hAnsi="Adani"/>
-                <w:b w:val="0"/>
-                <w:sz w:val="18"/>
-                <w:u w:val="none"/>
-              </w:rPr>
-              <w:t>Director</w:t>
-            </w:r>
-          </w:p>
-        </w:tc>
-        <w:tc>
-          <w:tcPr>
-            <w:tcW w:type="dxa" w:w="1020"/>
-            <w:shd w:val="clear" w:color="auto" w:fill="FFFFFF"/>
-            <w:tcBorders>
-              <w:top w:val="single" w:sz="4" w:space="0" w:color="000000"/>
-              <w:left w:val="single" w:sz="4" w:space="0" w:color="000000"/>
-              <w:bottom w:val="single" w:sz="4" w:space="0" w:color="000000"/>
-              <w:right w:val="single" w:sz="4" w:space="0" w:color="000000"/>
-            </w:tcBorders>
-            <w:vAlign w:val="center"/>
-          </w:tcPr>
-          <w:p>
-            <w:pPr>
-              <w:spacing w:before="40" w:after="40"/>
-              <w:jc w:val="left"/>
-            </w:pPr>
-            <w:r>
-              <w:rPr>
-                <w:rFonts w:ascii="Adani" w:hAnsi="Adani"/>
-                <w:b w:val="0"/>
-                <w:sz w:val="18"/>
-                <w:u w:val="none"/>
-              </w:rPr>
-              <w:t>NIL</w:t>
-            </w:r>
-          </w:p>
-        </w:tc>
-        <w:tc>
-          <w:tcPr>
-            <w:tcW w:type="dxa" w:w="1247"/>
-            <w:shd w:val="clear" w:color="auto" w:fill="FFFFFF"/>
-            <w:tcBorders>
-              <w:top w:val="single" w:sz="4" w:space="0" w:color="000000"/>
-              <w:left w:val="single" w:sz="4" w:space="0" w:color="000000"/>
-              <w:bottom w:val="single" w:sz="4" w:space="0" w:color="000000"/>
-              <w:right w:val="single" w:sz="4" w:space="0" w:color="000000"/>
-            </w:tcBorders>
-            <w:vAlign w:val="center"/>
-          </w:tcPr>
-          <w:p>
-            <w:pPr>
-              <w:spacing w:before="40" w:after="40"/>
-              <w:jc w:val="left"/>
-            </w:pPr>
-            <w:r>
-              <w:rPr>
-                <w:rFonts w:ascii="Adani" w:hAnsi="Adani"/>
-                <w:b w:val="0"/>
-                <w:sz w:val="18"/>
-                <w:u w:val="none"/>
-              </w:rPr>
-              <w:t>10/06/2019</w:t>
+              <w:t>08/11/2017</w:t>
             </w:r>
           </w:p>
         </w:tc>
@@ -1782,432 +1782,6 @@
                 <w:u w:val="none"/>
               </w:rPr>
               <w:t>11</w:t>
-            </w:r>
-          </w:p>
-        </w:tc>
-        <w:tc>
-          <w:tcPr>
-            <w:tcW w:type="dxa" w:w="3969"/>
-            <w:shd w:val="clear" w:color="auto" w:fill="FFFFFF"/>
-            <w:tcBorders>
-              <w:top w:val="single" w:sz="4" w:space="0" w:color="000000"/>
-              <w:left w:val="single" w:sz="4" w:space="0" w:color="000000"/>
-              <w:bottom w:val="single" w:sz="4" w:space="0" w:color="000000"/>
-              <w:right w:val="single" w:sz="4" w:space="0" w:color="000000"/>
-            </w:tcBorders>
-            <w:vAlign w:val="center"/>
-          </w:tcPr>
-          <w:p>
-            <w:pPr>
-              <w:spacing w:before="40" w:after="40"/>
-              <w:jc w:val="left"/>
-            </w:pPr>
-            <w:r>
-              <w:rPr>
-                <w:rFonts w:ascii="Adani" w:hAnsi="Adani"/>
-                <w:b w:val="0"/>
-                <w:sz w:val="18"/>
-                <w:u w:val="none"/>
-              </w:rPr>
-              <w:t>RAMNAD RENEWABLE ENERGY LIMITED</w:t>
-            </w:r>
-          </w:p>
-        </w:tc>
-        <w:tc>
-          <w:tcPr>
-            <w:tcW w:type="dxa" w:w="1814"/>
-            <w:shd w:val="clear" w:color="auto" w:fill="FFFFFF"/>
-            <w:tcBorders>
-              <w:top w:val="single" w:sz="4" w:space="0" w:color="000000"/>
-              <w:left w:val="single" w:sz="4" w:space="0" w:color="000000"/>
-              <w:bottom w:val="single" w:sz="4" w:space="0" w:color="000000"/>
-              <w:right w:val="single" w:sz="4" w:space="0" w:color="000000"/>
-            </w:tcBorders>
-            <w:vAlign w:val="center"/>
-          </w:tcPr>
-          <w:p>
-            <w:pPr>
-              <w:spacing w:before="40" w:after="40"/>
-              <w:jc w:val="left"/>
-            </w:pPr>
-            <w:r>
-              <w:rPr>
-                <w:rFonts w:ascii="Adani" w:hAnsi="Adani"/>
-                <w:b w:val="0"/>
-                <w:sz w:val="18"/>
-                <w:u w:val="none"/>
-              </w:rPr>
-              <w:t>Director</w:t>
-            </w:r>
-          </w:p>
-        </w:tc>
-        <w:tc>
-          <w:tcPr>
-            <w:tcW w:type="dxa" w:w="1020"/>
-            <w:shd w:val="clear" w:color="auto" w:fill="FFFFFF"/>
-            <w:tcBorders>
-              <w:top w:val="single" w:sz="4" w:space="0" w:color="000000"/>
-              <w:left w:val="single" w:sz="4" w:space="0" w:color="000000"/>
-              <w:bottom w:val="single" w:sz="4" w:space="0" w:color="000000"/>
-              <w:right w:val="single" w:sz="4" w:space="0" w:color="000000"/>
-            </w:tcBorders>
-            <w:vAlign w:val="center"/>
-          </w:tcPr>
-          <w:p>
-            <w:pPr>
-              <w:spacing w:before="40" w:after="40"/>
-              <w:jc w:val="left"/>
-            </w:pPr>
-            <w:r>
-              <w:rPr>
-                <w:rFonts w:ascii="Adani" w:hAnsi="Adani"/>
-                <w:b w:val="0"/>
-                <w:sz w:val="18"/>
-                <w:u w:val="none"/>
-              </w:rPr>
-              <w:t>NIL</w:t>
-            </w:r>
-          </w:p>
-        </w:tc>
-        <w:tc>
-          <w:tcPr>
-            <w:tcW w:type="dxa" w:w="1247"/>
-            <w:shd w:val="clear" w:color="auto" w:fill="FFFFFF"/>
-            <w:tcBorders>
-              <w:top w:val="single" w:sz="4" w:space="0" w:color="000000"/>
-              <w:left w:val="single" w:sz="4" w:space="0" w:color="000000"/>
-              <w:bottom w:val="single" w:sz="4" w:space="0" w:color="000000"/>
-              <w:right w:val="single" w:sz="4" w:space="0" w:color="000000"/>
-            </w:tcBorders>
-            <w:vAlign w:val="center"/>
-          </w:tcPr>
-          <w:p>
-            <w:pPr>
-              <w:spacing w:before="40" w:after="40"/>
-              <w:jc w:val="left"/>
-            </w:pPr>
-            <w:r>
-              <w:rPr>
-                <w:rFonts w:ascii="Adani" w:hAnsi="Adani"/>
-                <w:b w:val="0"/>
-                <w:sz w:val="18"/>
-                <w:u w:val="none"/>
-              </w:rPr>
-              <w:t>10/06/2019</w:t>
-            </w:r>
-          </w:p>
-        </w:tc>
-      </w:tr>
-      <w:tr>
-        <w:tc>
-          <w:tcPr>
-            <w:tcW w:type="dxa" w:w="680"/>
-            <w:shd w:val="clear" w:color="auto" w:fill="FFFFFF"/>
-            <w:tcBorders>
-              <w:top w:val="single" w:sz="4" w:space="0" w:color="000000"/>
-              <w:left w:val="single" w:sz="4" w:space="0" w:color="000000"/>
-              <w:bottom w:val="single" w:sz="4" w:space="0" w:color="000000"/>
-              <w:right w:val="single" w:sz="4" w:space="0" w:color="000000"/>
-            </w:tcBorders>
-            <w:vAlign w:val="center"/>
-          </w:tcPr>
-          <w:p>
-            <w:pPr>
-              <w:spacing w:before="40" w:after="40"/>
-              <w:jc w:val="left"/>
-            </w:pPr>
-            <w:r>
-              <w:rPr>
-                <w:rFonts w:ascii="Adani" w:hAnsi="Adani"/>
-                <w:b w:val="0"/>
-                <w:sz w:val="18"/>
-                <w:u w:val="none"/>
-              </w:rPr>
-              <w:t>12</w:t>
-            </w:r>
-          </w:p>
-        </w:tc>
-        <w:tc>
-          <w:tcPr>
-            <w:tcW w:type="dxa" w:w="3969"/>
-            <w:shd w:val="clear" w:color="auto" w:fill="FFFFFF"/>
-            <w:tcBorders>
-              <w:top w:val="single" w:sz="4" w:space="0" w:color="000000"/>
-              <w:left w:val="single" w:sz="4" w:space="0" w:color="000000"/>
-              <w:bottom w:val="single" w:sz="4" w:space="0" w:color="000000"/>
-              <w:right w:val="single" w:sz="4" w:space="0" w:color="000000"/>
-            </w:tcBorders>
-            <w:vAlign w:val="center"/>
-          </w:tcPr>
-          <w:p>
-            <w:pPr>
-              <w:spacing w:before="40" w:after="40"/>
-              <w:jc w:val="left"/>
-            </w:pPr>
-            <w:r>
-              <w:rPr>
-                <w:rFonts w:ascii="Adani" w:hAnsi="Adani"/>
-                <w:b w:val="0"/>
-                <w:sz w:val="18"/>
-                <w:u w:val="none"/>
-              </w:rPr>
-              <w:t>KAMUTHI RENEWABLE ENERGY LIMITED</w:t>
-            </w:r>
-          </w:p>
-        </w:tc>
-        <w:tc>
-          <w:tcPr>
-            <w:tcW w:type="dxa" w:w="1814"/>
-            <w:shd w:val="clear" w:color="auto" w:fill="FFFFFF"/>
-            <w:tcBorders>
-              <w:top w:val="single" w:sz="4" w:space="0" w:color="000000"/>
-              <w:left w:val="single" w:sz="4" w:space="0" w:color="000000"/>
-              <w:bottom w:val="single" w:sz="4" w:space="0" w:color="000000"/>
-              <w:right w:val="single" w:sz="4" w:space="0" w:color="000000"/>
-            </w:tcBorders>
-            <w:vAlign w:val="center"/>
-          </w:tcPr>
-          <w:p>
-            <w:pPr>
-              <w:spacing w:before="40" w:after="40"/>
-              <w:jc w:val="left"/>
-            </w:pPr>
-            <w:r>
-              <w:rPr>
-                <w:rFonts w:ascii="Adani" w:hAnsi="Adani"/>
-                <w:b w:val="0"/>
-                <w:sz w:val="18"/>
-                <w:u w:val="none"/>
-              </w:rPr>
-              <w:t>Director</w:t>
-            </w:r>
-          </w:p>
-        </w:tc>
-        <w:tc>
-          <w:tcPr>
-            <w:tcW w:type="dxa" w:w="1020"/>
-            <w:shd w:val="clear" w:color="auto" w:fill="FFFFFF"/>
-            <w:tcBorders>
-              <w:top w:val="single" w:sz="4" w:space="0" w:color="000000"/>
-              <w:left w:val="single" w:sz="4" w:space="0" w:color="000000"/>
-              <w:bottom w:val="single" w:sz="4" w:space="0" w:color="000000"/>
-              <w:right w:val="single" w:sz="4" w:space="0" w:color="000000"/>
-            </w:tcBorders>
-            <w:vAlign w:val="center"/>
-          </w:tcPr>
-          <w:p>
-            <w:pPr>
-              <w:spacing w:before="40" w:after="40"/>
-              <w:jc w:val="left"/>
-            </w:pPr>
-            <w:r>
-              <w:rPr>
-                <w:rFonts w:ascii="Adani" w:hAnsi="Adani"/>
-                <w:b w:val="0"/>
-                <w:sz w:val="18"/>
-                <w:u w:val="none"/>
-              </w:rPr>
-              <w:t>NIL</w:t>
-            </w:r>
-          </w:p>
-        </w:tc>
-        <w:tc>
-          <w:tcPr>
-            <w:tcW w:type="dxa" w:w="1247"/>
-            <w:shd w:val="clear" w:color="auto" w:fill="FFFFFF"/>
-            <w:tcBorders>
-              <w:top w:val="single" w:sz="4" w:space="0" w:color="000000"/>
-              <w:left w:val="single" w:sz="4" w:space="0" w:color="000000"/>
-              <w:bottom w:val="single" w:sz="4" w:space="0" w:color="000000"/>
-              <w:right w:val="single" w:sz="4" w:space="0" w:color="000000"/>
-            </w:tcBorders>
-            <w:vAlign w:val="center"/>
-          </w:tcPr>
-          <w:p>
-            <w:pPr>
-              <w:spacing w:before="40" w:after="40"/>
-              <w:jc w:val="left"/>
-            </w:pPr>
-            <w:r>
-              <w:rPr>
-                <w:rFonts w:ascii="Adani" w:hAnsi="Adani"/>
-                <w:b w:val="0"/>
-                <w:sz w:val="18"/>
-                <w:u w:val="none"/>
-              </w:rPr>
-              <w:t>10/06/2019</w:t>
-            </w:r>
-          </w:p>
-        </w:tc>
-      </w:tr>
-      <w:tr>
-        <w:tc>
-          <w:tcPr>
-            <w:tcW w:type="dxa" w:w="680"/>
-            <w:shd w:val="clear" w:color="auto" w:fill="FFFFFF"/>
-            <w:tcBorders>
-              <w:top w:val="single" w:sz="4" w:space="0" w:color="000000"/>
-              <w:left w:val="single" w:sz="4" w:space="0" w:color="000000"/>
-              <w:bottom w:val="single" w:sz="4" w:space="0" w:color="000000"/>
-              <w:right w:val="single" w:sz="4" w:space="0" w:color="000000"/>
-            </w:tcBorders>
-            <w:vAlign w:val="center"/>
-          </w:tcPr>
-          <w:p>
-            <w:pPr>
-              <w:spacing w:before="40" w:after="40"/>
-              <w:jc w:val="left"/>
-            </w:pPr>
-            <w:r>
-              <w:rPr>
-                <w:rFonts w:ascii="Adani" w:hAnsi="Adani"/>
-                <w:b w:val="0"/>
-                <w:sz w:val="18"/>
-                <w:u w:val="none"/>
-              </w:rPr>
-              <w:t>13</w:t>
-            </w:r>
-          </w:p>
-        </w:tc>
-        <w:tc>
-          <w:tcPr>
-            <w:tcW w:type="dxa" w:w="3969"/>
-            <w:shd w:val="clear" w:color="auto" w:fill="FFFFFF"/>
-            <w:tcBorders>
-              <w:top w:val="single" w:sz="4" w:space="0" w:color="000000"/>
-              <w:left w:val="single" w:sz="4" w:space="0" w:color="000000"/>
-              <w:bottom w:val="single" w:sz="4" w:space="0" w:color="000000"/>
-              <w:right w:val="single" w:sz="4" w:space="0" w:color="000000"/>
-            </w:tcBorders>
-            <w:vAlign w:val="center"/>
-          </w:tcPr>
-          <w:p>
-            <w:pPr>
-              <w:spacing w:before="40" w:after="40"/>
-              <w:jc w:val="left"/>
-            </w:pPr>
-            <w:r>
-              <w:rPr>
-                <w:rFonts w:ascii="Adani" w:hAnsi="Adani"/>
-                <w:b w:val="0"/>
-                <w:sz w:val="18"/>
-                <w:u w:val="none"/>
-              </w:rPr>
-              <w:t>WARDHA SOLAR (MAHARASHTRA) LIMITED</w:t>
-            </w:r>
-          </w:p>
-        </w:tc>
-        <w:tc>
-          <w:tcPr>
-            <w:tcW w:type="dxa" w:w="1814"/>
-            <w:shd w:val="clear" w:color="auto" w:fill="FFFFFF"/>
-            <w:tcBorders>
-              <w:top w:val="single" w:sz="4" w:space="0" w:color="000000"/>
-              <w:left w:val="single" w:sz="4" w:space="0" w:color="000000"/>
-              <w:bottom w:val="single" w:sz="4" w:space="0" w:color="000000"/>
-              <w:right w:val="single" w:sz="4" w:space="0" w:color="000000"/>
-            </w:tcBorders>
-            <w:vAlign w:val="center"/>
-          </w:tcPr>
-          <w:p>
-            <w:pPr>
-              <w:spacing w:before="40" w:after="40"/>
-              <w:jc w:val="left"/>
-            </w:pPr>
-            <w:r>
-              <w:rPr>
-                <w:rFonts w:ascii="Adani" w:hAnsi="Adani"/>
-                <w:b w:val="0"/>
-                <w:sz w:val="18"/>
-                <w:u w:val="none"/>
-              </w:rPr>
-              <w:t>Wholetime Director</w:t>
-            </w:r>
-          </w:p>
-        </w:tc>
-        <w:tc>
-          <w:tcPr>
-            <w:tcW w:type="dxa" w:w="1020"/>
-            <w:shd w:val="clear" w:color="auto" w:fill="FFFFFF"/>
-            <w:tcBorders>
-              <w:top w:val="single" w:sz="4" w:space="0" w:color="000000"/>
-              <w:left w:val="single" w:sz="4" w:space="0" w:color="000000"/>
-              <w:bottom w:val="single" w:sz="4" w:space="0" w:color="000000"/>
-              <w:right w:val="single" w:sz="4" w:space="0" w:color="000000"/>
-            </w:tcBorders>
-            <w:vAlign w:val="center"/>
-          </w:tcPr>
-          <w:p>
-            <w:pPr>
-              <w:spacing w:before="40" w:after="40"/>
-              <w:jc w:val="left"/>
-            </w:pPr>
-            <w:r>
-              <w:rPr>
-                <w:rFonts w:ascii="Adani" w:hAnsi="Adani"/>
-                <w:b w:val="0"/>
-                <w:sz w:val="18"/>
-                <w:u w:val="none"/>
-              </w:rPr>
-              <w:t>NIL</w:t>
-            </w:r>
-          </w:p>
-        </w:tc>
-        <w:tc>
-          <w:tcPr>
-            <w:tcW w:type="dxa" w:w="1247"/>
-            <w:shd w:val="clear" w:color="auto" w:fill="FFFFFF"/>
-            <w:tcBorders>
-              <w:top w:val="single" w:sz="4" w:space="0" w:color="000000"/>
-              <w:left w:val="single" w:sz="4" w:space="0" w:color="000000"/>
-              <w:bottom w:val="single" w:sz="4" w:space="0" w:color="000000"/>
-              <w:right w:val="single" w:sz="4" w:space="0" w:color="000000"/>
-            </w:tcBorders>
-            <w:vAlign w:val="center"/>
-          </w:tcPr>
-          <w:p>
-            <w:pPr>
-              <w:spacing w:before="40" w:after="40"/>
-              <w:jc w:val="left"/>
-            </w:pPr>
-            <w:r>
-              <w:rPr>
-                <w:rFonts w:ascii="Adani" w:hAnsi="Adani"/>
-                <w:b w:val="0"/>
-                <w:sz w:val="18"/>
-                <w:u w:val="none"/>
-              </w:rPr>
-              <w:t>17/03/2016</w:t>
-            </w:r>
-          </w:p>
-        </w:tc>
-      </w:tr>
-      <w:tr>
-        <w:tc>
-          <w:tcPr>
-            <w:tcW w:type="dxa" w:w="680"/>
-            <w:shd w:val="clear" w:color="auto" w:fill="FFFFFF"/>
-            <w:tcBorders>
-              <w:top w:val="single" w:sz="4" w:space="0" w:color="000000"/>
-              <w:left w:val="single" w:sz="4" w:space="0" w:color="000000"/>
-              <w:bottom w:val="single" w:sz="4" w:space="0" w:color="000000"/>
-              <w:right w:val="single" w:sz="4" w:space="0" w:color="000000"/>
-            </w:tcBorders>
-            <w:vAlign w:val="center"/>
-          </w:tcPr>
-          <w:p>
-            <w:pPr>
-              <w:spacing w:before="40" w:after="40"/>
-              <w:jc w:val="left"/>
-            </w:pPr>
-            <w:r>
-              <w:rPr>
-                <w:rFonts w:ascii="Adani" w:hAnsi="Adani"/>
-                <w:b w:val="0"/>
-                <w:sz w:val="18"/>
-                <w:u w:val="none"/>
-              </w:rPr>
-              <w:t>14</w:t>
             </w:r>
           </w:p>
         </w:tc>
@@ -2349,7 +1923,7 @@
                 <w:sz w:val="18"/>
                 <w:u w:val="none"/>
               </w:rPr>
-              <w:t>15</w:t>
+              <w:t>12</w:t>
             </w:r>
           </w:p>
         </w:tc>
@@ -2698,7 +2272,7 @@
                 <w:sz w:val="18"/>
                 <w:u w:val="none"/>
               </w:rPr>
-              <w:t>Date:   29th May, 2026</w:t>
+              <w:t>Date:   09th June, 2026</w:t>
             </w:r>
           </w:p>
         </w:tc>
@@ -3735,7 +3309,7 @@
                 <w:sz w:val="18"/>
                 <w:u w:val="none"/>
               </w:rPr>
-              <w:t>Date:   29th May, 2026</w:t>
+              <w:t>Date:   09th June, 2026</w:t>
             </w:r>
           </w:p>
         </w:tc>
@@ -3896,7 +3470,7 @@
           <w:sz w:val="20"/>
           <w:u w:val="none"/>
         </w:rPr>
-        <w:t>29th May, 2026</w:t>
+        <w:t>09th June, 2026</w:t>
       </w:r>
     </w:p>
     <w:p>
@@ -3971,7 +3545,7 @@
           <w:sz w:val="20"/>
           <w:u w:val="none"/>
         </w:rPr>
-        <w:t>ADANI RENEWABLE ENERGY FIFTY TWO LIMITED</w:t>
+        <w:t>ADANI RENEWABLE ENERGY FIFTY FOUR LIMITED</w:t>
       </w:r>
     </w:p>
     <w:p>
@@ -3986,7 +3560,7 @@
           <w:sz w:val="20"/>
           <w:u w:val="none"/>
         </w:rPr>
-        <w:t>ADANI RENEWABLE ENERGY FIFTY FOUR LIMITED</w:t>
+        <w:t>ADANI RENEWABLE ENERGY FIFTY TWO LIMITED</w:t>
       </w:r>
     </w:p>
     <w:p>
@@ -4016,21 +3590,6 @@
           <w:sz w:val="20"/>
           <w:u w:val="none"/>
         </w:rPr>
-        <w:t>ADANI GREEN ENERGY THIRTY TWO LIMITED</w:t>
-      </w:r>
-    </w:p>
-    <w:p>
-      <w:pPr>
-        <w:spacing w:before="0" w:after="20"/>
-        <w:jc w:val="left"/>
-      </w:pPr>
-      <w:r>
-        <w:rPr>
-          <w:rFonts w:ascii="Adani" w:hAnsi="Adani"/>
-          <w:b/>
-          <w:sz w:val="20"/>
-          <w:u w:val="none"/>
-        </w:rPr>
         <w:t>ADIMAHESH SEVA FOUNDATION</w:t>
       </w:r>
     </w:p>
@@ -4046,7 +3605,7 @@
           <w:sz w:val="20"/>
           <w:u w:val="none"/>
         </w:rPr>
-        <w:t>ADANI RENEWABLE POWER LLP</w:t>
+        <w:t>ADANI GREEN ENERGY THIRTY TWO LIMITED</w:t>
       </w:r>
     </w:p>
     <w:p>
@@ -4076,37 +3635,7 @@
           <w:sz w:val="20"/>
           <w:u w:val="none"/>
         </w:rPr>
-        <w:t>ADANI GREEN ENERGY (TAMILNADU) LIMITED</w:t>
-      </w:r>
-    </w:p>
-    <w:p>
-      <w:pPr>
-        <w:spacing w:before="0" w:after="20"/>
-        <w:jc w:val="left"/>
-      </w:pPr>
-      <w:r>
-        <w:rPr>
-          <w:rFonts w:ascii="Adani" w:hAnsi="Adani"/>
-          <w:b/>
-          <w:sz w:val="20"/>
-          <w:u w:val="none"/>
-        </w:rPr>
-        <w:t>RAMNAD RENEWABLE ENERGY LIMITED</w:t>
-      </w:r>
-    </w:p>
-    <w:p>
-      <w:pPr>
-        <w:spacing w:before="0" w:after="20"/>
-        <w:jc w:val="left"/>
-      </w:pPr>
-      <w:r>
-        <w:rPr>
-          <w:rFonts w:ascii="Adani" w:hAnsi="Adani"/>
-          <w:b/>
-          <w:sz w:val="20"/>
-          <w:u w:val="none"/>
-        </w:rPr>
-        <w:t>KAMUTHI RENEWABLE ENERGY LIMITED</w:t>
+        <w:t>ADANI RENEWABLE POWER LLP</w:t>
       </w:r>
     </w:p>
     <w:p>
@@ -4242,7 +3771,7 @@
           <w:sz w:val="20"/>
           <w:u w:val="none"/>
         </w:rPr>
-        <w:t>ADANI RENEWABLE ENERGY FIFTY TWO LIMITED</w:t>
+        <w:t>ADANI RENEWABLE ENERGY FIFTY FOUR LIMITED</w:t>
       </w:r>
     </w:p>
     <w:p>
@@ -4257,7 +3786,7 @@
           <w:sz w:val="20"/>
           <w:u w:val="none"/>
         </w:rPr>
-        <w:t>ADANI RENEWABLE ENERGY FIFTY FOUR LIMITED</w:t>
+        <w:t>ADANI RENEWABLE ENERGY FIFTY TWO LIMITED</w:t>
       </w:r>
     </w:p>
     <w:p>
@@ -4287,21 +3816,6 @@
           <w:sz w:val="20"/>
           <w:u w:val="none"/>
         </w:rPr>
-        <w:t>ADANI GREEN ENERGY THIRTY TWO LIMITED</w:t>
-      </w:r>
-    </w:p>
-    <w:p>
-      <w:pPr>
-        <w:spacing w:before="0" w:after="20"/>
-        <w:jc w:val="left"/>
-      </w:pPr>
-      <w:r>
-        <w:rPr>
-          <w:rFonts w:ascii="Adani" w:hAnsi="Adani"/>
-          <w:b w:val="0"/>
-          <w:sz w:val="20"/>
-          <w:u w:val="none"/>
-        </w:rPr>
         <w:t>ADIMAHESH SEVA FOUNDATION</w:t>
       </w:r>
     </w:p>
@@ -4317,7 +3831,7 @@
           <w:sz w:val="20"/>
           <w:u w:val="none"/>
         </w:rPr>
-        <w:t>ADANI RENEWABLE POWER LLP</w:t>
+        <w:t>ADANI GREEN ENERGY THIRTY TWO LIMITED</w:t>
       </w:r>
     </w:p>
     <w:p>
@@ -4347,37 +3861,7 @@
           <w:sz w:val="20"/>
           <w:u w:val="none"/>
         </w:rPr>
-        <w:t>ADANI GREEN ENERGY (TAMILNADU) LIMITED</w:t>
-      </w:r>
-    </w:p>
-    <w:p>
-      <w:pPr>
-        <w:spacing w:before="0" w:after="20"/>
-        <w:jc w:val="left"/>
-      </w:pPr>
-      <w:r>
-        <w:rPr>
-          <w:rFonts w:ascii="Adani" w:hAnsi="Adani"/>
-          <w:b w:val="0"/>
-          <w:sz w:val="20"/>
-          <w:u w:val="none"/>
-        </w:rPr>
-        <w:t>RAMNAD RENEWABLE ENERGY LIMITED</w:t>
-      </w:r>
-    </w:p>
-    <w:p>
-      <w:pPr>
-        <w:spacing w:before="0" w:after="20"/>
-        <w:jc w:val="left"/>
-      </w:pPr>
-      <w:r>
-        <w:rPr>
-          <w:rFonts w:ascii="Adani" w:hAnsi="Adani"/>
-          <w:b w:val="0"/>
-          <w:sz w:val="20"/>
-          <w:u w:val="none"/>
-        </w:rPr>
-        <w:t>KAMUTHI RENEWABLE ENERGY LIMITED</w:t>
+        <w:t>ADANI RENEWABLE POWER LLP</w:t>
       </w:r>
     </w:p>
     <w:p>
@@ -5248,7 +4732,7 @@
                 <w:sz w:val="18"/>
                 <w:u w:val="none"/>
               </w:rPr>
-              <w:t>15</w:t>
+              <w:t>12</w:t>
             </w:r>
           </w:p>
         </w:tc>
@@ -5649,7 +5133,7 @@
                 <w:sz w:val="18"/>
                 <w:u w:val="none"/>
               </w:rPr>
-              <w:t>U35105GJ2023PLC147037</w:t>
+              <w:t>U35105GJ2023PLC147063</w:t>
             </w:r>
           </w:p>
         </w:tc>
@@ -5677,7 +5161,7 @@
                 <w:sz w:val="18"/>
                 <w:u w:val="none"/>
               </w:rPr>
-              <w:t>ADANI RENEWABLE ENERGY FIFTY TWO LIMITED</w:t>
+              <w:t>ADANI RENEWABLE ENERGY FIFTY FOUR LIMITED</w:t>
             </w:r>
           </w:p>
         </w:tc>
@@ -5763,7 +5247,7 @@
                 <w:sz w:val="18"/>
                 <w:u w:val="none"/>
               </w:rPr>
-              <w:t>U35105GJ2023PLC147063</w:t>
+              <w:t>U35105GJ2023PLC147037</w:t>
             </w:r>
           </w:p>
         </w:tc>
@@ -5791,7 +5275,7 @@
                 <w:sz w:val="18"/>
                 <w:u w:val="none"/>
               </w:rPr>
-              <w:t>ADANI RENEWABLE ENERGY FIFTY FOUR LIMITED</w:t>
+              <w:t>ADANI RENEWABLE ENERGY FIFTY TWO LIMITED</w:t>
             </w:r>
           </w:p>
         </w:tc>
@@ -5933,7 +5417,7 @@
                 <w:sz w:val="18"/>
                 <w:u w:val="none"/>
               </w:rPr>
-              <w:t>Additional Director</w:t>
+              <w:t>Director</w:t>
             </w:r>
           </w:p>
         </w:tc>
@@ -5961,7 +5445,121 @@
                 <w:sz w:val="18"/>
                 <w:u w:val="none"/>
               </w:rPr>
-              <w:t>05/05/2025</w:t>
+              <w:t>21/06/2025</w:t>
+            </w:r>
+          </w:p>
+        </w:tc>
+      </w:tr>
+      <w:tr>
+        <w:tc>
+          <w:tcPr>
+            <w:tcW w:type="dxa" w:w="2268"/>
+            <w:shd w:val="clear" w:color="auto" w:fill="FFFFFF"/>
+            <w:tcBorders>
+              <w:top w:val="single" w:sz="4" w:space="0" w:color="000000"/>
+              <w:left w:val="single" w:sz="4" w:space="0" w:color="000000"/>
+              <w:bottom w:val="single" w:sz="4" w:space="0" w:color="000000"/>
+              <w:right w:val="single" w:sz="4" w:space="0" w:color="000000"/>
+            </w:tcBorders>
+            <w:vAlign w:val="center"/>
+          </w:tcPr>
+          <w:p>
+            <w:pPr>
+              <w:spacing w:before="40" w:after="40"/>
+              <w:jc w:val="left"/>
+            </w:pPr>
+            <w:r>
+              <w:rPr>
+                <w:rFonts w:ascii="Adani" w:hAnsi="Adani"/>
+                <w:b w:val="0"/>
+                <w:sz w:val="18"/>
+                <w:u w:val="none"/>
+              </w:rPr>
+              <w:t>U85500GJ2023NPL140514</w:t>
+            </w:r>
+          </w:p>
+        </w:tc>
+        <w:tc>
+          <w:tcPr>
+            <w:tcW w:type="dxa" w:w="4252"/>
+            <w:shd w:val="clear" w:color="auto" w:fill="FFFFFF"/>
+            <w:tcBorders>
+              <w:top w:val="single" w:sz="4" w:space="0" w:color="000000"/>
+              <w:left w:val="single" w:sz="4" w:space="0" w:color="000000"/>
+              <w:bottom w:val="single" w:sz="4" w:space="0" w:color="000000"/>
+              <w:right w:val="single" w:sz="4" w:space="0" w:color="000000"/>
+            </w:tcBorders>
+            <w:vAlign w:val="center"/>
+          </w:tcPr>
+          <w:p>
+            <w:pPr>
+              <w:spacing w:before="40" w:after="40"/>
+              <w:jc w:val="left"/>
+            </w:pPr>
+            <w:r>
+              <w:rPr>
+                <w:rFonts w:ascii="Adani" w:hAnsi="Adani"/>
+                <w:b w:val="0"/>
+                <w:sz w:val="18"/>
+                <w:u w:val="none"/>
+              </w:rPr>
+              <w:t>ADIMAHESH SEVA FOUNDATION</w:t>
+            </w:r>
+          </w:p>
+        </w:tc>
+        <w:tc>
+          <w:tcPr>
+            <w:tcW w:type="dxa" w:w="1587"/>
+            <w:shd w:val="clear" w:color="auto" w:fill="FFFFFF"/>
+            <w:tcBorders>
+              <w:top w:val="single" w:sz="4" w:space="0" w:color="000000"/>
+              <w:left w:val="single" w:sz="4" w:space="0" w:color="000000"/>
+              <w:bottom w:val="single" w:sz="4" w:space="0" w:color="000000"/>
+              <w:right w:val="single" w:sz="4" w:space="0" w:color="000000"/>
+            </w:tcBorders>
+            <w:vAlign w:val="center"/>
+          </w:tcPr>
+          <w:p>
+            <w:pPr>
+              <w:spacing w:before="40" w:after="40"/>
+              <w:jc w:val="left"/>
+            </w:pPr>
+            <w:r>
+              <w:rPr>
+                <w:rFonts w:ascii="Adani" w:hAnsi="Adani"/>
+                <w:b w:val="0"/>
+                <w:sz w:val="18"/>
+                <w:u w:val="none"/>
+              </w:rPr>
+              <w:t>Director</w:t>
+            </w:r>
+          </w:p>
+        </w:tc>
+        <w:tc>
+          <w:tcPr>
+            <w:tcW w:type="dxa" w:w="1304"/>
+            <w:shd w:val="clear" w:color="auto" w:fill="FFFFFF"/>
+            <w:tcBorders>
+              <w:top w:val="single" w:sz="4" w:space="0" w:color="000000"/>
+              <w:left w:val="single" w:sz="4" w:space="0" w:color="000000"/>
+              <w:bottom w:val="single" w:sz="4" w:space="0" w:color="000000"/>
+              <w:right w:val="single" w:sz="4" w:space="0" w:color="000000"/>
+            </w:tcBorders>
+            <w:vAlign w:val="center"/>
+          </w:tcPr>
+          <w:p>
+            <w:pPr>
+              <w:spacing w:before="40" w:after="40"/>
+              <w:jc w:val="left"/>
+            </w:pPr>
+            <w:r>
+              <w:rPr>
+                <w:rFonts w:ascii="Adani" w:hAnsi="Adani"/>
+                <w:b w:val="0"/>
+                <w:sz w:val="18"/>
+                <w:u w:val="none"/>
+              </w:rPr>
+              <w:t>27/09/2024</w:t>
             </w:r>
           </w:p>
         </w:tc>
@@ -6047,7 +5645,7 @@
                 <w:sz w:val="18"/>
                 <w:u w:val="none"/>
               </w:rPr>
-              <w:t>Additional Director</w:t>
+              <w:t>Director</w:t>
             </w:r>
           </w:p>
         </w:tc>
@@ -6075,7 +5673,7 @@
                 <w:sz w:val="18"/>
                 <w:u w:val="none"/>
               </w:rPr>
-              <w:t>04/03/2024</w:t>
+              <w:t>20/06/2024</w:t>
             </w:r>
           </w:p>
         </w:tc>
@@ -6105,7 +5703,7 @@
                 <w:sz w:val="18"/>
                 <w:u w:val="none"/>
               </w:rPr>
-              <w:t>U85500GJ2023NPL140514</w:t>
+              <w:t>U40106GJ2015PLC082625</w:t>
             </w:r>
           </w:p>
         </w:tc>
@@ -6133,7 +5731,7 @@
                 <w:sz w:val="18"/>
                 <w:u w:val="none"/>
               </w:rPr>
-              <w:t>ADIMAHESH SEVA FOUNDATION</w:t>
+              <w:t>ADANI RENEWABLE ENERGY HOLDING TWO LIMITED</w:t>
             </w:r>
           </w:p>
         </w:tc>
@@ -6161,7 +5759,7 @@
                 <w:sz w:val="18"/>
                 <w:u w:val="none"/>
               </w:rPr>
-              <w:t>Additional Director</w:t>
+              <w:t>Director</w:t>
             </w:r>
           </w:p>
         </w:tc>
@@ -6189,7 +5787,7 @@
                 <w:sz w:val="18"/>
                 <w:u w:val="none"/>
               </w:rPr>
-              <w:t>17/08/2023</w:t>
+              <w:t>23/06/2020</w:t>
             </w:r>
           </w:p>
         </w:tc>
@@ -6333,462 +5931,6 @@
                 <w:sz w:val="18"/>
                 <w:u w:val="none"/>
               </w:rPr>
-              <w:t>U40106GJ2015PLC082625</w:t>
-            </w:r>
-          </w:p>
-        </w:tc>
-        <w:tc>
-          <w:tcPr>
-            <w:tcW w:type="dxa" w:w="4252"/>
-            <w:shd w:val="clear" w:color="auto" w:fill="FFFFFF"/>
-            <w:tcBorders>
-              <w:top w:val="single" w:sz="4" w:space="0" w:color="000000"/>
-              <w:left w:val="single" w:sz="4" w:space="0" w:color="000000"/>
-              <w:bottom w:val="single" w:sz="4" w:space="0" w:color="000000"/>
-              <w:right w:val="single" w:sz="4" w:space="0" w:color="000000"/>
-            </w:tcBorders>
-            <w:vAlign w:val="center"/>
-          </w:tcPr>
-          <w:p>
-            <w:pPr>
-              <w:spacing w:before="40" w:after="40"/>
-              <w:jc w:val="left"/>
-            </w:pPr>
-            <w:r>
-              <w:rPr>
-                <w:rFonts w:ascii="Adani" w:hAnsi="Adani"/>
-                <w:b w:val="0"/>
-                <w:sz w:val="18"/>
-                <w:u w:val="none"/>
-              </w:rPr>
-              <w:t>ADANI RENEWABLE ENERGY HOLDING TWO LIMITED</w:t>
-            </w:r>
-          </w:p>
-        </w:tc>
-        <w:tc>
-          <w:tcPr>
-            <w:tcW w:type="dxa" w:w="1587"/>
-            <w:shd w:val="clear" w:color="auto" w:fill="FFFFFF"/>
-            <w:tcBorders>
-              <w:top w:val="single" w:sz="4" w:space="0" w:color="000000"/>
-              <w:left w:val="single" w:sz="4" w:space="0" w:color="000000"/>
-              <w:bottom w:val="single" w:sz="4" w:space="0" w:color="000000"/>
-              <w:right w:val="single" w:sz="4" w:space="0" w:color="000000"/>
-            </w:tcBorders>
-            <w:vAlign w:val="center"/>
-          </w:tcPr>
-          <w:p>
-            <w:pPr>
-              <w:spacing w:before="40" w:after="40"/>
-              <w:jc w:val="left"/>
-            </w:pPr>
-            <w:r>
-              <w:rPr>
-                <w:rFonts w:ascii="Adani" w:hAnsi="Adani"/>
-                <w:b w:val="0"/>
-                <w:sz w:val="18"/>
-                <w:u w:val="none"/>
-              </w:rPr>
-              <w:t>Additional Director</w:t>
-            </w:r>
-          </w:p>
-        </w:tc>
-        <w:tc>
-          <w:tcPr>
-            <w:tcW w:type="dxa" w:w="1304"/>
-            <w:shd w:val="clear" w:color="auto" w:fill="FFFFFF"/>
-            <w:tcBorders>
-              <w:top w:val="single" w:sz="4" w:space="0" w:color="000000"/>
-              <w:left w:val="single" w:sz="4" w:space="0" w:color="000000"/>
-              <w:bottom w:val="single" w:sz="4" w:space="0" w:color="000000"/>
-              <w:right w:val="single" w:sz="4" w:space="0" w:color="000000"/>
-            </w:tcBorders>
-            <w:vAlign w:val="center"/>
-          </w:tcPr>
-          <w:p>
-            <w:pPr>
-              <w:spacing w:before="40" w:after="40"/>
-              <w:jc w:val="left"/>
-            </w:pPr>
-            <w:r>
-              <w:rPr>
-                <w:rFonts w:ascii="Adani" w:hAnsi="Adani"/>
-                <w:b w:val="0"/>
-                <w:sz w:val="18"/>
-                <w:u w:val="none"/>
-              </w:rPr>
-              <w:t>06/08/2019</w:t>
-            </w:r>
-          </w:p>
-        </w:tc>
-      </w:tr>
-      <w:tr>
-        <w:tc>
-          <w:tcPr>
-            <w:tcW w:type="dxa" w:w="2268"/>
-            <w:shd w:val="clear" w:color="auto" w:fill="FFFFFF"/>
-            <w:tcBorders>
-              <w:top w:val="single" w:sz="4" w:space="0" w:color="000000"/>
-              <w:left w:val="single" w:sz="4" w:space="0" w:color="000000"/>
-              <w:bottom w:val="single" w:sz="4" w:space="0" w:color="000000"/>
-              <w:right w:val="single" w:sz="4" w:space="0" w:color="000000"/>
-            </w:tcBorders>
-            <w:vAlign w:val="center"/>
-          </w:tcPr>
-          <w:p>
-            <w:pPr>
-              <w:spacing w:before="40" w:after="40"/>
-              <w:jc w:val="left"/>
-            </w:pPr>
-            <w:r>
-              <w:rPr>
-                <w:rFonts w:ascii="Adani" w:hAnsi="Adani"/>
-                <w:b w:val="0"/>
-                <w:sz w:val="18"/>
-                <w:u w:val="none"/>
-              </w:rPr>
-              <w:t>U40300GJ2015PLC082578</w:t>
-            </w:r>
-          </w:p>
-        </w:tc>
-        <w:tc>
-          <w:tcPr>
-            <w:tcW w:type="dxa" w:w="4252"/>
-            <w:shd w:val="clear" w:color="auto" w:fill="FFFFFF"/>
-            <w:tcBorders>
-              <w:top w:val="single" w:sz="4" w:space="0" w:color="000000"/>
-              <w:left w:val="single" w:sz="4" w:space="0" w:color="000000"/>
-              <w:bottom w:val="single" w:sz="4" w:space="0" w:color="000000"/>
-              <w:right w:val="single" w:sz="4" w:space="0" w:color="000000"/>
-            </w:tcBorders>
-            <w:vAlign w:val="center"/>
-          </w:tcPr>
-          <w:p>
-            <w:pPr>
-              <w:spacing w:before="40" w:after="40"/>
-              <w:jc w:val="left"/>
-            </w:pPr>
-            <w:r>
-              <w:rPr>
-                <w:rFonts w:ascii="Adani" w:hAnsi="Adani"/>
-                <w:b w:val="0"/>
-                <w:sz w:val="18"/>
-                <w:u w:val="none"/>
-              </w:rPr>
-              <w:t>ADANI GREEN ENERGY (TAMILNADU) LIMITED</w:t>
-            </w:r>
-          </w:p>
-        </w:tc>
-        <w:tc>
-          <w:tcPr>
-            <w:tcW w:type="dxa" w:w="1587"/>
-            <w:shd w:val="clear" w:color="auto" w:fill="FFFFFF"/>
-            <w:tcBorders>
-              <w:top w:val="single" w:sz="4" w:space="0" w:color="000000"/>
-              <w:left w:val="single" w:sz="4" w:space="0" w:color="000000"/>
-              <w:bottom w:val="single" w:sz="4" w:space="0" w:color="000000"/>
-              <w:right w:val="single" w:sz="4" w:space="0" w:color="000000"/>
-            </w:tcBorders>
-            <w:vAlign w:val="center"/>
-          </w:tcPr>
-          <w:p>
-            <w:pPr>
-              <w:spacing w:before="40" w:after="40"/>
-              <w:jc w:val="left"/>
-            </w:pPr>
-            <w:r>
-              <w:rPr>
-                <w:rFonts w:ascii="Adani" w:hAnsi="Adani"/>
-                <w:b w:val="0"/>
-                <w:sz w:val="18"/>
-                <w:u w:val="none"/>
-              </w:rPr>
-              <w:t>Director</w:t>
-            </w:r>
-          </w:p>
-        </w:tc>
-        <w:tc>
-          <w:tcPr>
-            <w:tcW w:type="dxa" w:w="1304"/>
-            <w:shd w:val="clear" w:color="auto" w:fill="FFFFFF"/>
-            <w:tcBorders>
-              <w:top w:val="single" w:sz="4" w:space="0" w:color="000000"/>
-              <w:left w:val="single" w:sz="4" w:space="0" w:color="000000"/>
-              <w:bottom w:val="single" w:sz="4" w:space="0" w:color="000000"/>
-              <w:right w:val="single" w:sz="4" w:space="0" w:color="000000"/>
-            </w:tcBorders>
-            <w:vAlign w:val="center"/>
-          </w:tcPr>
-          <w:p>
-            <w:pPr>
-              <w:spacing w:before="40" w:after="40"/>
-              <w:jc w:val="left"/>
-            </w:pPr>
-            <w:r>
-              <w:rPr>
-                <w:rFonts w:ascii="Adani" w:hAnsi="Adani"/>
-                <w:b w:val="0"/>
-                <w:sz w:val="18"/>
-                <w:u w:val="none"/>
-              </w:rPr>
-              <w:t>10/06/2019</w:t>
-            </w:r>
-          </w:p>
-        </w:tc>
-      </w:tr>
-      <w:tr>
-        <w:tc>
-          <w:tcPr>
-            <w:tcW w:type="dxa" w:w="2268"/>
-            <w:shd w:val="clear" w:color="auto" w:fill="FFFFFF"/>
-            <w:tcBorders>
-              <w:top w:val="single" w:sz="4" w:space="0" w:color="000000"/>
-              <w:left w:val="single" w:sz="4" w:space="0" w:color="000000"/>
-              <w:bottom w:val="single" w:sz="4" w:space="0" w:color="000000"/>
-              <w:right w:val="single" w:sz="4" w:space="0" w:color="000000"/>
-            </w:tcBorders>
-            <w:vAlign w:val="center"/>
-          </w:tcPr>
-          <w:p>
-            <w:pPr>
-              <w:spacing w:before="40" w:after="40"/>
-              <w:jc w:val="left"/>
-            </w:pPr>
-            <w:r>
-              <w:rPr>
-                <w:rFonts w:ascii="Adani" w:hAnsi="Adani"/>
-                <w:b w:val="0"/>
-                <w:sz w:val="18"/>
-                <w:u w:val="none"/>
-              </w:rPr>
-              <w:t>U40300GJ2015PLC083427</w:t>
-            </w:r>
-          </w:p>
-        </w:tc>
-        <w:tc>
-          <w:tcPr>
-            <w:tcW w:type="dxa" w:w="4252"/>
-            <w:shd w:val="clear" w:color="auto" w:fill="FFFFFF"/>
-            <w:tcBorders>
-              <w:top w:val="single" w:sz="4" w:space="0" w:color="000000"/>
-              <w:left w:val="single" w:sz="4" w:space="0" w:color="000000"/>
-              <w:bottom w:val="single" w:sz="4" w:space="0" w:color="000000"/>
-              <w:right w:val="single" w:sz="4" w:space="0" w:color="000000"/>
-            </w:tcBorders>
-            <w:vAlign w:val="center"/>
-          </w:tcPr>
-          <w:p>
-            <w:pPr>
-              <w:spacing w:before="40" w:after="40"/>
-              <w:jc w:val="left"/>
-            </w:pPr>
-            <w:r>
-              <w:rPr>
-                <w:rFonts w:ascii="Adani" w:hAnsi="Adani"/>
-                <w:b w:val="0"/>
-                <w:sz w:val="18"/>
-                <w:u w:val="none"/>
-              </w:rPr>
-              <w:t>RAMNAD RENEWABLE ENERGY LIMITED</w:t>
-            </w:r>
-          </w:p>
-        </w:tc>
-        <w:tc>
-          <w:tcPr>
-            <w:tcW w:type="dxa" w:w="1587"/>
-            <w:shd w:val="clear" w:color="auto" w:fill="FFFFFF"/>
-            <w:tcBorders>
-              <w:top w:val="single" w:sz="4" w:space="0" w:color="000000"/>
-              <w:left w:val="single" w:sz="4" w:space="0" w:color="000000"/>
-              <w:bottom w:val="single" w:sz="4" w:space="0" w:color="000000"/>
-              <w:right w:val="single" w:sz="4" w:space="0" w:color="000000"/>
-            </w:tcBorders>
-            <w:vAlign w:val="center"/>
-          </w:tcPr>
-          <w:p>
-            <w:pPr>
-              <w:spacing w:before="40" w:after="40"/>
-              <w:jc w:val="left"/>
-            </w:pPr>
-            <w:r>
-              <w:rPr>
-                <w:rFonts w:ascii="Adani" w:hAnsi="Adani"/>
-                <w:b w:val="0"/>
-                <w:sz w:val="18"/>
-                <w:u w:val="none"/>
-              </w:rPr>
-              <w:t>Director</w:t>
-            </w:r>
-          </w:p>
-        </w:tc>
-        <w:tc>
-          <w:tcPr>
-            <w:tcW w:type="dxa" w:w="1304"/>
-            <w:shd w:val="clear" w:color="auto" w:fill="FFFFFF"/>
-            <w:tcBorders>
-              <w:top w:val="single" w:sz="4" w:space="0" w:color="000000"/>
-              <w:left w:val="single" w:sz="4" w:space="0" w:color="000000"/>
-              <w:bottom w:val="single" w:sz="4" w:space="0" w:color="000000"/>
-              <w:right w:val="single" w:sz="4" w:space="0" w:color="000000"/>
-            </w:tcBorders>
-            <w:vAlign w:val="center"/>
-          </w:tcPr>
-          <w:p>
-            <w:pPr>
-              <w:spacing w:before="40" w:after="40"/>
-              <w:jc w:val="left"/>
-            </w:pPr>
-            <w:r>
-              <w:rPr>
-                <w:rFonts w:ascii="Adani" w:hAnsi="Adani"/>
-                <w:b w:val="0"/>
-                <w:sz w:val="18"/>
-                <w:u w:val="none"/>
-              </w:rPr>
-              <w:t>10/06/2019</w:t>
-            </w:r>
-          </w:p>
-        </w:tc>
-      </w:tr>
-      <w:tr>
-        <w:tc>
-          <w:tcPr>
-            <w:tcW w:type="dxa" w:w="2268"/>
-            <w:shd w:val="clear" w:color="auto" w:fill="FFFFFF"/>
-            <w:tcBorders>
-              <w:top w:val="single" w:sz="4" w:space="0" w:color="000000"/>
-              <w:left w:val="single" w:sz="4" w:space="0" w:color="000000"/>
-              <w:bottom w:val="single" w:sz="4" w:space="0" w:color="000000"/>
-              <w:right w:val="single" w:sz="4" w:space="0" w:color="000000"/>
-            </w:tcBorders>
-            <w:vAlign w:val="center"/>
-          </w:tcPr>
-          <w:p>
-            <w:pPr>
-              <w:spacing w:before="40" w:after="40"/>
-              <w:jc w:val="left"/>
-            </w:pPr>
-            <w:r>
-              <w:rPr>
-                <w:rFonts w:ascii="Adani" w:hAnsi="Adani"/>
-                <w:b w:val="0"/>
-                <w:sz w:val="18"/>
-                <w:u w:val="none"/>
-              </w:rPr>
-              <w:t>U40100GJ2015PLC083451</w:t>
-            </w:r>
-          </w:p>
-        </w:tc>
-        <w:tc>
-          <w:tcPr>
-            <w:tcW w:type="dxa" w:w="4252"/>
-            <w:shd w:val="clear" w:color="auto" w:fill="FFFFFF"/>
-            <w:tcBorders>
-              <w:top w:val="single" w:sz="4" w:space="0" w:color="000000"/>
-              <w:left w:val="single" w:sz="4" w:space="0" w:color="000000"/>
-              <w:bottom w:val="single" w:sz="4" w:space="0" w:color="000000"/>
-              <w:right w:val="single" w:sz="4" w:space="0" w:color="000000"/>
-            </w:tcBorders>
-            <w:vAlign w:val="center"/>
-          </w:tcPr>
-          <w:p>
-            <w:pPr>
-              <w:spacing w:before="40" w:after="40"/>
-              <w:jc w:val="left"/>
-            </w:pPr>
-            <w:r>
-              <w:rPr>
-                <w:rFonts w:ascii="Adani" w:hAnsi="Adani"/>
-                <w:b w:val="0"/>
-                <w:sz w:val="18"/>
-                <w:u w:val="none"/>
-              </w:rPr>
-              <w:t>KAMUTHI RENEWABLE ENERGY LIMITED</w:t>
-            </w:r>
-          </w:p>
-        </w:tc>
-        <w:tc>
-          <w:tcPr>
-            <w:tcW w:type="dxa" w:w="1587"/>
-            <w:shd w:val="clear" w:color="auto" w:fill="FFFFFF"/>
-            <w:tcBorders>
-              <w:top w:val="single" w:sz="4" w:space="0" w:color="000000"/>
-              <w:left w:val="single" w:sz="4" w:space="0" w:color="000000"/>
-              <w:bottom w:val="single" w:sz="4" w:space="0" w:color="000000"/>
-              <w:right w:val="single" w:sz="4" w:space="0" w:color="000000"/>
-            </w:tcBorders>
-            <w:vAlign w:val="center"/>
-          </w:tcPr>
-          <w:p>
-            <w:pPr>
-              <w:spacing w:before="40" w:after="40"/>
-              <w:jc w:val="left"/>
-            </w:pPr>
-            <w:r>
-              <w:rPr>
-                <w:rFonts w:ascii="Adani" w:hAnsi="Adani"/>
-                <w:b w:val="0"/>
-                <w:sz w:val="18"/>
-                <w:u w:val="none"/>
-              </w:rPr>
-              <w:t>Director</w:t>
-            </w:r>
-          </w:p>
-        </w:tc>
-        <w:tc>
-          <w:tcPr>
-            <w:tcW w:type="dxa" w:w="1304"/>
-            <w:shd w:val="clear" w:color="auto" w:fill="FFFFFF"/>
-            <w:tcBorders>
-              <w:top w:val="single" w:sz="4" w:space="0" w:color="000000"/>
-              <w:left w:val="single" w:sz="4" w:space="0" w:color="000000"/>
-              <w:bottom w:val="single" w:sz="4" w:space="0" w:color="000000"/>
-              <w:right w:val="single" w:sz="4" w:space="0" w:color="000000"/>
-            </w:tcBorders>
-            <w:vAlign w:val="center"/>
-          </w:tcPr>
-          <w:p>
-            <w:pPr>
-              <w:spacing w:before="40" w:after="40"/>
-              <w:jc w:val="left"/>
-            </w:pPr>
-            <w:r>
-              <w:rPr>
-                <w:rFonts w:ascii="Adani" w:hAnsi="Adani"/>
-                <w:b w:val="0"/>
-                <w:sz w:val="18"/>
-                <w:u w:val="none"/>
-              </w:rPr>
-              <w:t>10/06/2019</w:t>
-            </w:r>
-          </w:p>
-        </w:tc>
-      </w:tr>
-      <w:tr>
-        <w:tc>
-          <w:tcPr>
-            <w:tcW w:type="dxa" w:w="2268"/>
-            <w:shd w:val="clear" w:color="auto" w:fill="FFFFFF"/>
-            <w:tcBorders>
-              <w:top w:val="single" w:sz="4" w:space="0" w:color="000000"/>
-              <w:left w:val="single" w:sz="4" w:space="0" w:color="000000"/>
-              <w:bottom w:val="single" w:sz="4" w:space="0" w:color="000000"/>
-              <w:right w:val="single" w:sz="4" w:space="0" w:color="000000"/>
-            </w:tcBorders>
-            <w:vAlign w:val="center"/>
-          </w:tcPr>
-          <w:p>
-            <w:pPr>
-              <w:spacing w:before="40" w:after="40"/>
-              <w:jc w:val="left"/>
-            </w:pPr>
-            <w:r>
-              <w:rPr>
-                <w:rFonts w:ascii="Adani" w:hAnsi="Adani"/>
-                <w:b w:val="0"/>
-                <w:sz w:val="18"/>
-                <w:u w:val="none"/>
-              </w:rPr>
               <w:t>U40106GJ2016PLC086499</w:t>
             </w:r>
           </w:p>
@@ -6845,7 +5987,7 @@
                 <w:sz w:val="18"/>
                 <w:u w:val="none"/>
               </w:rPr>
-              <w:t>Wholetime Director</w:t>
+              <w:t>Whole-time director</w:t>
             </w:r>
           </w:p>
         </w:tc>
@@ -6873,7 +6015,7 @@
                 <w:sz w:val="18"/>
                 <w:u w:val="none"/>
               </w:rPr>
-              <w:t>17/03/2016</w:t>
+              <w:t>08/11/2017</w:t>
             </w:r>
           </w:p>
         </w:tc>
